--- a/Trabalhos/tipos de robo.docx
+++ b/Trabalhos/tipos de robo.docx
@@ -720,117 +720,793 @@
     </w:p>
     <w:p>
       <w:pPr>
-        <w:jc w:val="both"/>
-        <w:rPr>
-          <w:rFonts w:ascii="Times New Roman" w:hAnsi="Times New Roman" w:cs="Times New Roman"/>
-          <w:b/>
-          <w:bCs/>
-          <w:sz w:val="22"/>
-          <w:szCs w:val="22"/>
-        </w:rPr>
-      </w:pPr>
-      <w:r>
-        <w:rPr>
-          <w:rFonts w:ascii="Times New Roman" w:hAnsi="Times New Roman" w:cs="Times New Roman"/>
-          <w:b/>
-          <w:bCs/>
+        <w:rPr>
+          <w:rFonts w:ascii="Times New Roman" w:hAnsi="Times New Roman" w:cs="Times New Roman"/>
+          <w:color w:val="000000" w:themeColor="text1"/>
+          <w:sz w:val="22"/>
+          <w:szCs w:val="22"/>
+        </w:rPr>
+      </w:pPr>
+      <w:r>
+        <w:rPr>
+          <w:rFonts w:ascii="Times New Roman" w:hAnsi="Times New Roman" w:cs="Times New Roman"/>
+          <w:color w:val="000000" w:themeColor="text1"/>
           <w:sz w:val="22"/>
           <w:szCs w:val="22"/>
         </w:rPr>
         <w:lastRenderedPageBreak/>
-        <w:t>Introdução</w:t>
-      </w:r>
-    </w:p>
-    <w:p>
-      <w:pPr>
-        <w:ind w:firstLine="708"/>
-        <w:jc w:val="both"/>
-        <w:rPr>
-          <w:rFonts w:ascii="Times New Roman" w:hAnsi="Times New Roman" w:cs="Times New Roman"/>
-          <w:sz w:val="22"/>
-          <w:szCs w:val="22"/>
-        </w:rPr>
-      </w:pPr>
-      <w:r>
-        <w:rPr>
-          <w:rFonts w:ascii="Times New Roman" w:hAnsi="Times New Roman" w:cs="Times New Roman"/>
-          <w:sz w:val="22"/>
-          <w:szCs w:val="22"/>
-        </w:rPr>
-        <w:t>A robótica desempenha um papel crucial na sociedade contemporânea, influenciando diversos setores produtivos e de serviços. Desde a fabricação de automóveis até a exploração espacial, os robôs estão presentes em inúmeras atividades, aumentando a eficiência, a precisão e a segurança dos processos. Esses dispositivos automatizados complementam ou substituem o trabalho humano em tarefas repetitivas, perigosas ou complexas, permitindo que os seres humanos foquem em atividades de maior valor agregado. Dentre as várias categorias de robôs existentes, destacam-se os robôs industriais, os robôs de serviço e os robôs colaborativos (</w:t>
+        <w:t>1. As Três Leis da Robótica</w:t>
+      </w:r>
+    </w:p>
+    <w:p>
+      <w:pPr>
+        <w:rPr>
+          <w:rFonts w:ascii="Times New Roman" w:hAnsi="Times New Roman" w:cs="Times New Roman"/>
+          <w:color w:val="000000" w:themeColor="text1"/>
+          <w:sz w:val="22"/>
+          <w:szCs w:val="22"/>
+        </w:rPr>
+      </w:pPr>
+      <w:r>
+        <w:rPr>
+          <w:rFonts w:ascii="Times New Roman" w:hAnsi="Times New Roman" w:cs="Times New Roman"/>
+          <w:color w:val="000000" w:themeColor="text1"/>
+          <w:sz w:val="22"/>
+          <w:szCs w:val="22"/>
+        </w:rPr>
+        <w:t>As Três Leis da Robótica, propostas pelo escritor Isaac Asimov em meados do século XX, são um conjunto de diretrizes éticas fictícias para o comportamento de robôs. As leis são formuladas conforme segue</w:t>
+      </w:r>
+      <w:hyperlink r:id="rId7" w:anchor=":~:text=,Primeira%20ou%20a%20Segunda%20Lei" w:tgtFrame="_blank" w:history="1">
+        <w:r>
+          <w:rPr>
+            <w:rStyle w:val="Hyperlink"/>
+            <w:rFonts w:ascii="Times New Roman" w:hAnsi="Times New Roman" w:cs="Times New Roman"/>
+            <w:color w:val="000000" w:themeColor="text1"/>
+            <w:sz w:val="22"/>
+            <w:szCs w:val="22"/>
+            <w:u w:val="none"/>
+          </w:rPr>
+          <w:t>universal-robots.com</w:t>
+        </w:r>
+      </w:hyperlink>
+      <w:r>
+        <w:rPr>
+          <w:rFonts w:ascii="Times New Roman" w:hAnsi="Times New Roman" w:cs="Times New Roman"/>
+          <w:color w:val="000000" w:themeColor="text1"/>
+          <w:sz w:val="22"/>
+          <w:szCs w:val="22"/>
+        </w:rPr>
+        <w:t>:</w:t>
+      </w:r>
+    </w:p>
+    <w:p>
+      <w:pPr>
+        <w:rPr>
+          <w:rFonts w:ascii="Times New Roman" w:hAnsi="Times New Roman" w:cs="Times New Roman"/>
+          <w:color w:val="000000" w:themeColor="text1"/>
+          <w:sz w:val="22"/>
+          <w:szCs w:val="22"/>
+        </w:rPr>
+      </w:pPr>
+      <w:r>
+        <w:rPr>
+          <w:rFonts w:ascii="Times New Roman" w:hAnsi="Times New Roman" w:cs="Times New Roman"/>
+          <w:color w:val="000000" w:themeColor="text1"/>
+          <w:sz w:val="22"/>
+          <w:szCs w:val="22"/>
+        </w:rPr>
+        <w:t>1ª Lei: Um robô não pode ferir um ser humano, nem por inação permitir que um ser humano sofra algum mal</w:t>
+      </w:r>
+      <w:hyperlink r:id="rId8" w:anchor=":~:text=,Primeira%20ou%20a%20Segunda%20Lei" w:tgtFrame="_blank" w:history="1">
+        <w:r>
+          <w:rPr>
+            <w:rStyle w:val="Hyperlink"/>
+            <w:rFonts w:ascii="Times New Roman" w:hAnsi="Times New Roman" w:cs="Times New Roman"/>
+            <w:color w:val="000000" w:themeColor="text1"/>
+            <w:sz w:val="22"/>
+            <w:szCs w:val="22"/>
+            <w:u w:val="none"/>
+          </w:rPr>
+          <w:t>universal-robots.com</w:t>
+        </w:r>
+      </w:hyperlink>
+      <w:r>
+        <w:rPr>
+          <w:rFonts w:ascii="Times New Roman" w:hAnsi="Times New Roman" w:cs="Times New Roman"/>
+          <w:color w:val="000000" w:themeColor="text1"/>
+          <w:sz w:val="22"/>
+          <w:szCs w:val="22"/>
+        </w:rPr>
+        <w:t>.</w:t>
+      </w:r>
+    </w:p>
+    <w:p>
+      <w:pPr>
+        <w:rPr>
+          <w:rFonts w:ascii="Times New Roman" w:hAnsi="Times New Roman" w:cs="Times New Roman"/>
+          <w:color w:val="000000" w:themeColor="text1"/>
+          <w:sz w:val="22"/>
+          <w:szCs w:val="22"/>
+        </w:rPr>
+      </w:pPr>
+      <w:r>
+        <w:rPr>
+          <w:rFonts w:ascii="Times New Roman" w:hAnsi="Times New Roman" w:cs="Times New Roman"/>
+          <w:color w:val="000000" w:themeColor="text1"/>
+          <w:sz w:val="22"/>
+          <w:szCs w:val="22"/>
+        </w:rPr>
+        <w:t>2ª Lei: Um robô deve obedecer às ordens dadas por seres humanos, exceto se tais ordens entrarem em conflito com a Primeira Lei</w:t>
+      </w:r>
+      <w:hyperlink r:id="rId9" w:anchor=":~:text=ser%20humano%20sofra%20algum%20mal%3B,Primeira%20ou%20a%20Segunda%20Lei" w:tgtFrame="_blank" w:history="1">
+        <w:r>
+          <w:rPr>
+            <w:rStyle w:val="Hyperlink"/>
+            <w:rFonts w:ascii="Times New Roman" w:hAnsi="Times New Roman" w:cs="Times New Roman"/>
+            <w:color w:val="000000" w:themeColor="text1"/>
+            <w:sz w:val="22"/>
+            <w:szCs w:val="22"/>
+            <w:u w:val="none"/>
+          </w:rPr>
+          <w:t>universal-robots.com</w:t>
+        </w:r>
+      </w:hyperlink>
+      <w:r>
+        <w:rPr>
+          <w:rFonts w:ascii="Times New Roman" w:hAnsi="Times New Roman" w:cs="Times New Roman"/>
+          <w:color w:val="000000" w:themeColor="text1"/>
+          <w:sz w:val="22"/>
+          <w:szCs w:val="22"/>
+        </w:rPr>
+        <w:t>.</w:t>
+      </w:r>
+    </w:p>
+    <w:p>
+      <w:pPr>
+        <w:rPr>
+          <w:rFonts w:ascii="Times New Roman" w:hAnsi="Times New Roman" w:cs="Times New Roman"/>
+          <w:color w:val="000000" w:themeColor="text1"/>
+          <w:sz w:val="22"/>
+          <w:szCs w:val="22"/>
+        </w:rPr>
+      </w:pPr>
+      <w:r>
+        <w:rPr>
+          <w:rFonts w:ascii="Times New Roman" w:hAnsi="Times New Roman" w:cs="Times New Roman"/>
+          <w:color w:val="000000" w:themeColor="text1"/>
+          <w:sz w:val="22"/>
+          <w:szCs w:val="22"/>
+        </w:rPr>
+        <w:t>3ª Lei: Um robô deve proteger sua própria existência, desde que essa proteção não conflite com a Primeira ou a Segunda Lei</w:t>
+      </w:r>
+      <w:hyperlink r:id="rId10" w:anchor=":~:text=,Primeira%20ou%20a%20Segunda%20Lei" w:tgtFrame="_blank" w:history="1">
+        <w:r>
+          <w:rPr>
+            <w:rStyle w:val="Hyperlink"/>
+            <w:rFonts w:ascii="Times New Roman" w:hAnsi="Times New Roman" w:cs="Times New Roman"/>
+            <w:color w:val="000000" w:themeColor="text1"/>
+            <w:sz w:val="22"/>
+            <w:szCs w:val="22"/>
+            <w:u w:val="none"/>
+          </w:rPr>
+          <w:t>universal-robots.com</w:t>
+        </w:r>
+      </w:hyperlink>
+      <w:r>
+        <w:rPr>
+          <w:rFonts w:ascii="Times New Roman" w:hAnsi="Times New Roman" w:cs="Times New Roman"/>
+          <w:color w:val="000000" w:themeColor="text1"/>
+          <w:sz w:val="22"/>
+          <w:szCs w:val="22"/>
+        </w:rPr>
+        <w:t>.</w:t>
+      </w:r>
+    </w:p>
+    <w:p>
+      <w:pPr>
+        <w:rPr>
+          <w:rFonts w:ascii="Times New Roman" w:hAnsi="Times New Roman" w:cs="Times New Roman"/>
+          <w:color w:val="000000" w:themeColor="text1"/>
+          <w:sz w:val="22"/>
+          <w:szCs w:val="22"/>
+        </w:rPr>
+      </w:pPr>
+      <w:r>
+        <w:rPr>
+          <w:rFonts w:ascii="Times New Roman" w:hAnsi="Times New Roman" w:cs="Times New Roman"/>
+          <w:color w:val="000000" w:themeColor="text1"/>
+          <w:sz w:val="22"/>
+          <w:szCs w:val="22"/>
+        </w:rPr>
+        <w:t>Exemplo técnico: Em termos práticos, essas leis significariam, por exemplo, que um robô industrial com sistemas de segurança integrados interromperia suas atividades se detectasse risco de machucar um operador humano, obedecendo assim à Primeira Lei. Vale notar que Asimov posteriormente adicionou a Lei Zero, que prioriza a humanidade como um todo (“um robô não pode causar mal à humanidade...”); entretanto, as três leis listadas acima permanecem as mais conhecidas</w:t>
+      </w:r>
+      <w:hyperlink r:id="rId11" w:anchor=":~:text=,a%20humanidade%20sofra%20algum%20mal" w:tgtFrame="_blank" w:history="1">
+        <w:r>
+          <w:rPr>
+            <w:rStyle w:val="Hyperlink"/>
+            <w:rFonts w:ascii="Times New Roman" w:hAnsi="Times New Roman" w:cs="Times New Roman"/>
+            <w:color w:val="000000" w:themeColor="text1"/>
+            <w:sz w:val="22"/>
+            <w:szCs w:val="22"/>
+            <w:u w:val="none"/>
+          </w:rPr>
+          <w:t>pt.wikipedia.org</w:t>
+        </w:r>
+      </w:hyperlink>
+      <w:hyperlink r:id="rId12" w:anchor=":~:text=Em%201985%2C%20no%20livro%20,a%20humanidade%20sofra%20algum%20mal%E2%80%9D" w:tgtFrame="_blank" w:history="1">
+        <w:r>
+          <w:rPr>
+            <w:rStyle w:val="Hyperlink"/>
+            <w:rFonts w:ascii="Times New Roman" w:hAnsi="Times New Roman" w:cs="Times New Roman"/>
+            <w:color w:val="000000" w:themeColor="text1"/>
+            <w:sz w:val="22"/>
+            <w:szCs w:val="22"/>
+            <w:u w:val="none"/>
+          </w:rPr>
+          <w:t>universal-robots.com</w:t>
+        </w:r>
+      </w:hyperlink>
+      <w:r>
+        <w:rPr>
+          <w:rFonts w:ascii="Times New Roman" w:hAnsi="Times New Roman" w:cs="Times New Roman"/>
+          <w:color w:val="000000" w:themeColor="text1"/>
+          <w:sz w:val="22"/>
+          <w:szCs w:val="22"/>
+        </w:rPr>
+        <w:t>.</w:t>
+      </w:r>
+    </w:p>
+    <w:p>
+      <w:pPr>
+        <w:rPr>
+          <w:rFonts w:ascii="Times New Roman" w:hAnsi="Times New Roman" w:cs="Times New Roman"/>
+          <w:color w:val="000000" w:themeColor="text1"/>
+          <w:sz w:val="22"/>
+          <w:szCs w:val="22"/>
+        </w:rPr>
+      </w:pPr>
+      <w:r>
+        <w:rPr>
+          <w:rFonts w:ascii="Times New Roman" w:hAnsi="Times New Roman" w:cs="Times New Roman"/>
+          <w:color w:val="000000" w:themeColor="text1"/>
+          <w:sz w:val="22"/>
+          <w:szCs w:val="22"/>
+        </w:rPr>
+        <w:t>2. Manipuladores Robóticos</w:t>
+      </w:r>
+    </w:p>
+    <w:p>
+      <w:pPr>
+        <w:rPr>
+          <w:rFonts w:ascii="Times New Roman" w:hAnsi="Times New Roman" w:cs="Times New Roman"/>
+          <w:color w:val="000000" w:themeColor="text1"/>
+          <w:sz w:val="22"/>
+          <w:szCs w:val="22"/>
+        </w:rPr>
+      </w:pPr>
+      <w:r>
+        <w:rPr>
+          <w:rFonts w:ascii="Times New Roman" w:hAnsi="Times New Roman" w:cs="Times New Roman"/>
+          <w:color w:val="000000" w:themeColor="text1"/>
+          <w:sz w:val="22"/>
+          <w:szCs w:val="22"/>
+        </w:rPr>
+        <w:t>Manipuladores robóticos são dispositivos mecânicos, geralmente em forma de braço articulado, acoplados a um robô e utilizados para executar tarefas específicas no ambiente. Em outras palavras, um manipulador robótico é uma estrutura semelhante ao braço humano, unida ao corpo (base) do robô, usada para manusear objetos ou ferramentas</w:t>
+      </w:r>
+      <w:hyperlink r:id="rId13" w:anchor=":~:text=Um%20manipulador%20rob%C3%B3tico%20%C3%A9%20uma,conhecidos%20como%20bra%C3%A7os%20de%20rob%C3%B4" w:tgtFrame="_blank" w:history="1">
+        <w:r>
+          <w:rPr>
+            <w:rStyle w:val="Hyperlink"/>
+            <w:rFonts w:ascii="Times New Roman" w:hAnsi="Times New Roman" w:cs="Times New Roman"/>
+            <w:color w:val="000000" w:themeColor="text1"/>
+            <w:sz w:val="22"/>
+            <w:szCs w:val="22"/>
+            <w:u w:val="none"/>
+          </w:rPr>
+          <w:t>pt.mfgrobots.com</w:t>
+        </w:r>
+      </w:hyperlink>
+      <w:r>
+        <w:rPr>
+          <w:rFonts w:ascii="Times New Roman" w:hAnsi="Times New Roman" w:cs="Times New Roman"/>
+          <w:color w:val="000000" w:themeColor="text1"/>
+          <w:sz w:val="22"/>
+          <w:szCs w:val="22"/>
+        </w:rPr>
+        <w:t>. Por essa razão, manipuladores robóticos também são frequentemente chamados de braços robóticos</w:t>
+      </w:r>
+      <w:hyperlink r:id="rId14" w:anchor=":~:text=Um%20manipulador%20rob%C3%B3tico%20%C3%A9%20uma,conhecidos%20como%20bra%C3%A7os%20de%20rob%C3%B4" w:tgtFrame="_blank" w:history="1">
+        <w:r>
+          <w:rPr>
+            <w:rStyle w:val="Hyperlink"/>
+            <w:rFonts w:ascii="Times New Roman" w:hAnsi="Times New Roman" w:cs="Times New Roman"/>
+            <w:color w:val="000000" w:themeColor="text1"/>
+            <w:sz w:val="22"/>
+            <w:szCs w:val="22"/>
+            <w:u w:val="none"/>
+          </w:rPr>
+          <w:t>pt.mfgrobots.com</w:t>
+        </w:r>
+      </w:hyperlink>
+      <w:r>
+        <w:rPr>
+          <w:rFonts w:ascii="Times New Roman" w:hAnsi="Times New Roman" w:cs="Times New Roman"/>
+          <w:color w:val="000000" w:themeColor="text1"/>
+          <w:sz w:val="22"/>
+          <w:szCs w:val="22"/>
+        </w:rPr>
+        <w:t>.</w:t>
+      </w:r>
+    </w:p>
+    <w:p>
+      <w:pPr>
+        <w:rPr>
+          <w:rFonts w:ascii="Times New Roman" w:hAnsi="Times New Roman" w:cs="Times New Roman"/>
+          <w:color w:val="000000" w:themeColor="text1"/>
+          <w:sz w:val="22"/>
+          <w:szCs w:val="22"/>
+        </w:rPr>
+      </w:pPr>
+      <w:r>
+        <w:rPr>
+          <w:rFonts w:ascii="Times New Roman" w:hAnsi="Times New Roman" w:cs="Times New Roman"/>
+          <w:color w:val="000000" w:themeColor="text1"/>
+          <w:sz w:val="22"/>
+          <w:szCs w:val="22"/>
+        </w:rPr>
+        <w:t>Esses manipuladores são compostos por uma série de segmentos rígidos (elos) conectados por juntas articuladas (rotativas ou lineares) que lhes conferem mobilidade</w:t>
+      </w:r>
+      <w:hyperlink r:id="rId15" w:anchor=":~:text=Os%20manipuladores%20de%20rob%C3%B4s%20consistem,juntos%20em%20movimentos%20fluidos%20coordenados" w:tgtFrame="_blank" w:history="1">
+        <w:r>
+          <w:rPr>
+            <w:rStyle w:val="Hyperlink"/>
+            <w:rFonts w:ascii="Times New Roman" w:hAnsi="Times New Roman" w:cs="Times New Roman"/>
+            <w:color w:val="000000" w:themeColor="text1"/>
+            <w:sz w:val="22"/>
+            <w:szCs w:val="22"/>
+            <w:u w:val="none"/>
+          </w:rPr>
+          <w:t>pt.mfgrobots.com</w:t>
+        </w:r>
+      </w:hyperlink>
+      <w:r>
+        <w:rPr>
+          <w:rFonts w:ascii="Times New Roman" w:hAnsi="Times New Roman" w:cs="Times New Roman"/>
+          <w:color w:val="000000" w:themeColor="text1"/>
+          <w:sz w:val="22"/>
+          <w:szCs w:val="22"/>
+        </w:rPr>
+        <w:t>. Essa cadeia de elos e juntas permite ao manipulador mover seu efetuador (por exemplo, uma garra ou ferramenta) através do espaço para realizar tarefas como soldagem, pintura, montagem ou manipulação de peças. Por exemplo: o braço robótico industrial PUMA (mencionado adiante) é um manipulador de 6 graus de liberdade capaz de posicionar e orientar uma ferramenta no espaço para montar componentes em uma linha de produção. Em aplicações atuais, manipuladores robóticos são empregados em linhas de montagem automatizadas, cirurgias robóticas de precisão e até em explorações remotas, substituindo o trabalho humano em ambientes perigosos ou repetitivos com alta eficiência.</w:t>
+      </w:r>
+    </w:p>
+    <w:p>
+      <w:pPr>
+        <w:rPr>
+          <w:rFonts w:ascii="Times New Roman" w:hAnsi="Times New Roman" w:cs="Times New Roman"/>
+          <w:color w:val="000000" w:themeColor="text1"/>
+          <w:sz w:val="22"/>
+          <w:szCs w:val="22"/>
+        </w:rPr>
+      </w:pPr>
+      <w:r>
+        <w:rPr>
+          <w:rFonts w:ascii="Times New Roman" w:hAnsi="Times New Roman" w:cs="Times New Roman"/>
+          <w:color w:val="000000" w:themeColor="text1"/>
+          <w:sz w:val="22"/>
+          <w:szCs w:val="22"/>
+        </w:rPr>
+        <w:t>3. O que é Cadeia Cinemática?</w:t>
+      </w:r>
+    </w:p>
+    <w:p>
+      <w:pPr>
+        <w:rPr>
+          <w:rFonts w:ascii="Times New Roman" w:hAnsi="Times New Roman" w:cs="Times New Roman"/>
+          <w:color w:val="000000" w:themeColor="text1"/>
+          <w:sz w:val="22"/>
+          <w:szCs w:val="22"/>
+        </w:rPr>
+      </w:pPr>
+      <w:r>
+        <w:rPr>
+          <w:rFonts w:ascii="Times New Roman" w:hAnsi="Times New Roman" w:cs="Times New Roman"/>
+          <w:color w:val="000000" w:themeColor="text1"/>
+          <w:sz w:val="22"/>
+          <w:szCs w:val="22"/>
+        </w:rPr>
+        <w:t>Em robótica, denomina-se cadeia cinemática o conjunto organizado de elos (corpos rígidos) interligados por juntas que compõe a estrutura de movimento de um mecanismo ou robô. Em termos simples, é a “sequência” de segmentos e articulações desde a base até o efetuador final. Formalmente, “a estrutura cinemática de um robô consiste em uma série de corpos rígidos (elos) interconectados por juntas, denominada cadeia cinemática”</w:t>
+      </w:r>
+      <w:hyperlink r:id="rId16" w:anchor=":~:text=A%20estrutura%20cinem%C3%A1tica%20de%20um,28" w:tgtFrame="_blank" w:history="1">
+        <w:r>
+          <w:rPr>
+            <w:rStyle w:val="Hyperlink"/>
+            <w:rFonts w:ascii="Times New Roman" w:hAnsi="Times New Roman" w:cs="Times New Roman"/>
+            <w:color w:val="000000" w:themeColor="text1"/>
+            <w:sz w:val="22"/>
+            <w:szCs w:val="22"/>
+            <w:u w:val="none"/>
+          </w:rPr>
+          <w:t>nedip.ufsc.br</w:t>
+        </w:r>
+      </w:hyperlink>
+      <w:r>
+        <w:rPr>
+          <w:rFonts w:ascii="Times New Roman" w:hAnsi="Times New Roman" w:cs="Times New Roman"/>
+          <w:color w:val="000000" w:themeColor="text1"/>
+          <w:sz w:val="22"/>
+          <w:szCs w:val="22"/>
+        </w:rPr>
+        <w:t>.</w:t>
+      </w:r>
+    </w:p>
+    <w:p>
+      <w:pPr>
+        <w:rPr>
+          <w:rFonts w:ascii="Times New Roman" w:hAnsi="Times New Roman" w:cs="Times New Roman"/>
+          <w:color w:val="000000" w:themeColor="text1"/>
+          <w:sz w:val="22"/>
+          <w:szCs w:val="22"/>
+        </w:rPr>
+      </w:pPr>
+      <w:r>
+        <w:rPr>
+          <w:rFonts w:ascii="Times New Roman" w:hAnsi="Times New Roman" w:cs="Times New Roman"/>
+          <w:color w:val="000000" w:themeColor="text1"/>
+          <w:sz w:val="22"/>
+          <w:szCs w:val="22"/>
+        </w:rPr>
+        <w:t xml:space="preserve">Uma cadeia cinemática pode ser aberta (também chamada série), quando existe apenas um caminho sequencial de elos ligando a base ao efetuador, ou fechada, quando forma um loop </w:t>
+      </w:r>
+      <w:r>
+        <w:rPr>
+          <w:rFonts w:ascii="Times New Roman" w:hAnsi="Times New Roman" w:cs="Times New Roman"/>
+          <w:color w:val="000000" w:themeColor="text1"/>
+          <w:sz w:val="22"/>
+          <w:szCs w:val="22"/>
+        </w:rPr>
+        <w:lastRenderedPageBreak/>
+        <w:t>(como em mecanismos paralelos)</w:t>
+      </w:r>
+      <w:hyperlink r:id="rId17" w:anchor=":~:text=Um%20manipulador%20rob%C3%B3tico%20%C3%A9%20composto,DOF" w:tgtFrame="_blank" w:history="1">
+        <w:r>
+          <w:rPr>
+            <w:rStyle w:val="Hyperlink"/>
+            <w:rFonts w:ascii="Times New Roman" w:hAnsi="Times New Roman" w:cs="Times New Roman"/>
+            <w:color w:val="000000" w:themeColor="text1"/>
+            <w:sz w:val="22"/>
+            <w:szCs w:val="22"/>
+            <w:u w:val="none"/>
+          </w:rPr>
+          <w:t>pantheon.ufrj.br</w:t>
+        </w:r>
+      </w:hyperlink>
+      <w:r>
+        <w:rPr>
+          <w:rFonts w:ascii="Times New Roman" w:hAnsi="Times New Roman" w:cs="Times New Roman"/>
+          <w:color w:val="000000" w:themeColor="text1"/>
+          <w:sz w:val="22"/>
+          <w:szCs w:val="22"/>
+        </w:rPr>
+        <w:t>. Robôs manipuladores industriais usualmente apresentam cadeia cinemática aberta – isto é, uma configuração em série de juntas que liga a base fixa do robô à extremidade operativa. Por exemplo, o braço de um robô industrial típico ou mesmo o braço humano podem ser vistos como cadeias cinemáticas abertas (ombro-cotovelo-punho no caso do braço humano). Já um exemplo de cadeia cinemática fechada é a estrutura de um robô do tipo plataforma paralela (Stewart), em que múltiplos braços conectam conjuntamente a base e a plataforma móvel formando circuitos fechados. Em qualquer dos casos, a análise da cadeia cinemática é fundamental para entender a cinemática direta (posição/orientação resultante dada uma configuração de juntas) e a cinemática inversa (cálculo das configurações de juntas para atingir uma posição desejada) de um robô</w:t>
+      </w:r>
+      <w:hyperlink r:id="rId18" w:anchor=":~:text=Um%20manipulador%20rob%C3%B3tico%20%C3%A9%20composto,DOF" w:tgtFrame="_blank" w:history="1">
+        <w:r>
+          <w:rPr>
+            <w:rStyle w:val="Hyperlink"/>
+            <w:rFonts w:ascii="Times New Roman" w:hAnsi="Times New Roman" w:cs="Times New Roman"/>
+            <w:color w:val="000000" w:themeColor="text1"/>
+            <w:sz w:val="22"/>
+            <w:szCs w:val="22"/>
+            <w:u w:val="none"/>
+          </w:rPr>
+          <w:t>pantheon.ufrj.br</w:t>
+        </w:r>
+      </w:hyperlink>
+      <w:r>
+        <w:rPr>
+          <w:rFonts w:ascii="Times New Roman" w:hAnsi="Times New Roman" w:cs="Times New Roman"/>
+          <w:color w:val="000000" w:themeColor="text1"/>
+          <w:sz w:val="22"/>
+          <w:szCs w:val="22"/>
+        </w:rPr>
+        <w:t>.</w:t>
+      </w:r>
+    </w:p>
+    <w:p>
+      <w:pPr>
+        <w:rPr>
+          <w:rFonts w:ascii="Times New Roman" w:hAnsi="Times New Roman" w:cs="Times New Roman"/>
+          <w:color w:val="000000" w:themeColor="text1"/>
+          <w:sz w:val="22"/>
+          <w:szCs w:val="22"/>
+        </w:rPr>
+      </w:pPr>
+      <w:r>
+        <w:rPr>
+          <w:rFonts w:ascii="Times New Roman" w:hAnsi="Times New Roman" w:cs="Times New Roman"/>
+          <w:color w:val="000000" w:themeColor="text1"/>
+          <w:sz w:val="22"/>
+          <w:szCs w:val="22"/>
+        </w:rPr>
+        <w:t>4. Graus de Liberdade do robô PUMA (</w:t>
       </w:r>
       <w:proofErr w:type="spellStart"/>
       <w:r>
         <w:rPr>
           <w:rFonts w:ascii="Times New Roman" w:hAnsi="Times New Roman" w:cs="Times New Roman"/>
-          <w:sz w:val="22"/>
-          <w:szCs w:val="22"/>
-        </w:rPr>
-        <w:t>cobots</w:t>
+          <w:color w:val="000000" w:themeColor="text1"/>
+          <w:sz w:val="22"/>
+          <w:szCs w:val="22"/>
+        </w:rPr>
+        <w:t>Unimation</w:t>
       </w:r>
       <w:proofErr w:type="spellEnd"/>
       <w:r>
         <w:rPr>
           <w:rFonts w:ascii="Times New Roman" w:hAnsi="Times New Roman" w:cs="Times New Roman"/>
-          <w:sz w:val="22"/>
-          <w:szCs w:val="22"/>
-        </w:rPr>
-        <w:t>), cada qual com características e aplicações distintas, conforme detalhado a seguir.</w:t>
-      </w:r>
-    </w:p>
-    <w:p>
-      <w:pPr>
-        <w:jc w:val="both"/>
-        <w:rPr>
-          <w:rFonts w:ascii="Times New Roman" w:hAnsi="Times New Roman" w:cs="Times New Roman"/>
-          <w:b/>
-          <w:bCs/>
-          <w:sz w:val="22"/>
-          <w:szCs w:val="22"/>
-        </w:rPr>
-      </w:pPr>
-      <w:r>
-        <w:rPr>
-          <w:rFonts w:ascii="Times New Roman" w:hAnsi="Times New Roman" w:cs="Times New Roman"/>
-          <w:b/>
-          <w:bCs/>
-          <w:sz w:val="22"/>
-          <w:szCs w:val="22"/>
-        </w:rPr>
-        <w:t>Robôs Industriais</w:t>
-      </w:r>
-    </w:p>
-    <w:p>
-      <w:pPr>
-        <w:ind w:firstLine="708"/>
-        <w:jc w:val="both"/>
-        <w:rPr>
-          <w:rFonts w:ascii="Times New Roman" w:hAnsi="Times New Roman" w:cs="Times New Roman"/>
-          <w:sz w:val="22"/>
-          <w:szCs w:val="22"/>
-        </w:rPr>
-      </w:pPr>
-      <w:r>
-        <w:rPr>
-          <w:rFonts w:ascii="Times New Roman" w:hAnsi="Times New Roman" w:cs="Times New Roman"/>
-          <w:sz w:val="22"/>
-          <w:szCs w:val="22"/>
-        </w:rPr>
-        <w:t xml:space="preserve">Os robôs industriais são amplamente utilizados na automação de processos de manufatura. De acordo com a definição oficial da </w:t>
+          <w:color w:val="000000" w:themeColor="text1"/>
+          <w:sz w:val="22"/>
+          <w:szCs w:val="22"/>
+        </w:rPr>
+        <w:t>)</w:t>
+      </w:r>
+    </w:p>
+    <w:p>
+      <w:pPr>
+        <w:rPr>
+          <w:rFonts w:ascii="Times New Roman" w:hAnsi="Times New Roman" w:cs="Times New Roman"/>
+          <w:color w:val="000000" w:themeColor="text1"/>
+          <w:sz w:val="22"/>
+          <w:szCs w:val="22"/>
+        </w:rPr>
+      </w:pPr>
+      <w:r>
+        <w:rPr>
+          <w:rFonts w:ascii="Times New Roman" w:hAnsi="Times New Roman" w:cs="Times New Roman"/>
+          <w:color w:val="000000" w:themeColor="text1"/>
+          <w:sz w:val="22"/>
+          <w:szCs w:val="22"/>
+        </w:rPr>
+        <w:t xml:space="preserve">O robô PUMA, da empresa pioneira </w:t>
       </w:r>
       <w:proofErr w:type="spellStart"/>
       <w:r>
         <w:rPr>
           <w:rFonts w:ascii="Times New Roman" w:hAnsi="Times New Roman" w:cs="Times New Roman"/>
-          <w:sz w:val="22"/>
-          <w:szCs w:val="22"/>
-        </w:rPr>
-        <w:t>International</w:t>
+          <w:color w:val="000000" w:themeColor="text1"/>
+          <w:sz w:val="22"/>
+          <w:szCs w:val="22"/>
+        </w:rPr>
+        <w:t>Unimation</w:t>
       </w:r>
       <w:proofErr w:type="spellEnd"/>
       <w:r>
         <w:rPr>
           <w:rFonts w:ascii="Times New Roman" w:hAnsi="Times New Roman" w:cs="Times New Roman"/>
+          <w:color w:val="000000" w:themeColor="text1"/>
+          <w:sz w:val="22"/>
+          <w:szCs w:val="22"/>
+        </w:rPr>
+        <w:t>, possui 6 graus de liberdade (6 GDL) em sua configuração típica</w:t>
+      </w:r>
+      <w:hyperlink r:id="rId19" w:anchor=":~:text=O%20rob%C3%B4%20PUMA%20560%20adotado,solu%C3%A7%C3%B5es%20da%20cinem%C3%A1tica%20e%20din%C3%A2mica" w:tgtFrame="_blank" w:history="1">
+        <w:r>
+          <w:rPr>
+            <w:rStyle w:val="Hyperlink"/>
+            <w:rFonts w:ascii="Times New Roman" w:hAnsi="Times New Roman" w:cs="Times New Roman"/>
+            <w:color w:val="000000" w:themeColor="text1"/>
+            <w:sz w:val="22"/>
+            <w:szCs w:val="22"/>
+            <w:u w:val="none"/>
+          </w:rPr>
+          <w:t>scielo.br</w:t>
+        </w:r>
+      </w:hyperlink>
+      <w:r>
+        <w:rPr>
+          <w:rFonts w:ascii="Times New Roman" w:hAnsi="Times New Roman" w:cs="Times New Roman"/>
+          <w:color w:val="000000" w:themeColor="text1"/>
+          <w:sz w:val="22"/>
+          <w:szCs w:val="22"/>
+        </w:rPr>
+        <w:t xml:space="preserve">. Mais especificamente, o modelo clássico PUMA 560 é um manipulador com seis juntas articuladas: os três primeiros graus de liberdade correspondem às juntas responsáveis pelo posicionamento básico do braço (rotações na base, “ombro” e “cotovelo” do robô) e os três últimos graus de liberdade correspondem às juntas do punho que controlam a orientação do efetuador (movimentos de </w:t>
+      </w:r>
+      <w:proofErr w:type="spellStart"/>
+      <w:r>
+        <w:rPr>
+          <w:rFonts w:ascii="Times New Roman" w:hAnsi="Times New Roman" w:cs="Times New Roman"/>
+          <w:color w:val="000000" w:themeColor="text1"/>
+          <w:sz w:val="22"/>
+          <w:szCs w:val="22"/>
+        </w:rPr>
+        <w:t>roll</w:t>
+      </w:r>
+      <w:proofErr w:type="spellEnd"/>
+      <w:r>
+        <w:rPr>
+          <w:rFonts w:ascii="Times New Roman" w:hAnsi="Times New Roman" w:cs="Times New Roman"/>
+          <w:color w:val="000000" w:themeColor="text1"/>
+          <w:sz w:val="22"/>
+          <w:szCs w:val="22"/>
+        </w:rPr>
+        <w:t xml:space="preserve">, </w:t>
+      </w:r>
+      <w:proofErr w:type="spellStart"/>
+      <w:r>
+        <w:rPr>
+          <w:rFonts w:ascii="Times New Roman" w:hAnsi="Times New Roman" w:cs="Times New Roman"/>
+          <w:color w:val="000000" w:themeColor="text1"/>
+          <w:sz w:val="22"/>
+          <w:szCs w:val="22"/>
+        </w:rPr>
+        <w:t>pitch</w:t>
+      </w:r>
+      <w:proofErr w:type="spellEnd"/>
+      <w:r>
+        <w:rPr>
+          <w:rFonts w:ascii="Times New Roman" w:hAnsi="Times New Roman" w:cs="Times New Roman"/>
+          <w:color w:val="000000" w:themeColor="text1"/>
+          <w:sz w:val="22"/>
+          <w:szCs w:val="22"/>
+        </w:rPr>
+        <w:t xml:space="preserve"> e </w:t>
+      </w:r>
+      <w:proofErr w:type="spellStart"/>
+      <w:r>
+        <w:rPr>
+          <w:rFonts w:ascii="Times New Roman" w:hAnsi="Times New Roman" w:cs="Times New Roman"/>
+          <w:color w:val="000000" w:themeColor="text1"/>
+          <w:sz w:val="22"/>
+          <w:szCs w:val="22"/>
+        </w:rPr>
+        <w:t>yaw</w:t>
+      </w:r>
+      <w:proofErr w:type="spellEnd"/>
+      <w:r>
+        <w:rPr>
+          <w:rFonts w:ascii="Times New Roman" w:hAnsi="Times New Roman" w:cs="Times New Roman"/>
+          <w:color w:val="000000" w:themeColor="text1"/>
+          <w:sz w:val="22"/>
+          <w:szCs w:val="22"/>
+        </w:rPr>
+        <w:t>)</w:t>
+      </w:r>
+      <w:hyperlink r:id="rId20" w:anchor=":~:text=O%20rob%C3%B4%20PUMA%20560%20adotado,solu%C3%A7%C3%B5es%20da%20cinem%C3%A1tica%20e%20din%C3%A2mica" w:tgtFrame="_blank" w:history="1">
+        <w:r>
+          <w:rPr>
+            <w:rStyle w:val="Hyperlink"/>
+            <w:rFonts w:ascii="Times New Roman" w:hAnsi="Times New Roman" w:cs="Times New Roman"/>
+            <w:color w:val="000000" w:themeColor="text1"/>
+            <w:sz w:val="22"/>
+            <w:szCs w:val="22"/>
+            <w:u w:val="none"/>
+          </w:rPr>
+          <w:t>scielo.br</w:t>
+        </w:r>
+      </w:hyperlink>
+      <w:r>
+        <w:rPr>
+          <w:rFonts w:ascii="Times New Roman" w:hAnsi="Times New Roman" w:cs="Times New Roman"/>
+          <w:color w:val="000000" w:themeColor="text1"/>
+          <w:sz w:val="22"/>
+          <w:szCs w:val="22"/>
+        </w:rPr>
+        <w:t>.</w:t>
+      </w:r>
+    </w:p>
+    <w:p>
+      <w:pPr>
+        <w:rPr>
+          <w:rFonts w:ascii="Times New Roman" w:hAnsi="Times New Roman" w:cs="Times New Roman"/>
+          <w:color w:val="000000" w:themeColor="text1"/>
+          <w:sz w:val="22"/>
+          <w:szCs w:val="22"/>
+        </w:rPr>
+      </w:pPr>
+      <w:r>
+        <w:rPr>
+          <w:rFonts w:ascii="Times New Roman" w:hAnsi="Times New Roman" w:cs="Times New Roman"/>
+          <w:color w:val="000000" w:themeColor="text1"/>
+          <w:sz w:val="22"/>
+          <w:szCs w:val="22"/>
+        </w:rPr>
+        <w:t>Essa distribuição – 3 GDL para posicionamento e 3 GDL para orientação – faz do PUMA um robô articulado de 6 eixos capaz de alcançar praticamente qualquer posição e orientação dentro de sua área de trabalho. Exemplo técnico: graças a esses 6 graus de liberdade, o PUMA pode, por exemplo, pegar uma peça em determinada orientação, girar seu “pulso” e inclinar o “braço” para posicionar essa peça em qualquer outra orientação requerida em uma linha de montagem</w:t>
+      </w:r>
+      <w:hyperlink r:id="rId21" w:anchor=":~:text=O%20rob%C3%B4%20PUMA%20560%20adotado,solu%C3%A7%C3%B5es%20da%20cinem%C3%A1tica%20e%20din%C3%A2mica" w:tgtFrame="_blank" w:history="1">
+        <w:r>
+          <w:rPr>
+            <w:rStyle w:val="Hyperlink"/>
+            <w:rFonts w:ascii="Times New Roman" w:hAnsi="Times New Roman" w:cs="Times New Roman"/>
+            <w:color w:val="000000" w:themeColor="text1"/>
+            <w:sz w:val="22"/>
+            <w:szCs w:val="22"/>
+            <w:u w:val="none"/>
+          </w:rPr>
+          <w:t>scielo.br</w:t>
+        </w:r>
+      </w:hyperlink>
+      <w:r>
+        <w:rPr>
+          <w:rFonts w:ascii="Times New Roman" w:hAnsi="Times New Roman" w:cs="Times New Roman"/>
+          <w:color w:val="000000" w:themeColor="text1"/>
+          <w:sz w:val="22"/>
+          <w:szCs w:val="22"/>
+        </w:rPr>
+        <w:t>. Essa versatilidade tornou o PUMA 560 um modelo emblemático de robô industrial utilizado em tarefas como montagem de componentes e soldagem.</w:t>
+      </w:r>
+    </w:p>
+    <w:p>
+      <w:pPr>
+        <w:rPr>
+          <w:rFonts w:ascii="Times New Roman" w:hAnsi="Times New Roman" w:cs="Times New Roman"/>
+          <w:color w:val="000000" w:themeColor="text1"/>
+          <w:sz w:val="22"/>
+          <w:szCs w:val="22"/>
+        </w:rPr>
+      </w:pPr>
+      <w:r>
+        <w:rPr>
+          <w:rFonts w:ascii="Times New Roman" w:hAnsi="Times New Roman" w:cs="Times New Roman"/>
+          <w:color w:val="000000" w:themeColor="text1"/>
+          <w:sz w:val="22"/>
+          <w:szCs w:val="22"/>
+        </w:rPr>
+        <w:t>5. Cadeia Cinemática do robô SCARA</w:t>
+      </w:r>
+    </w:p>
+    <w:p>
+      <w:pPr>
+        <w:rPr>
+          <w:rFonts w:ascii="Times New Roman" w:hAnsi="Times New Roman" w:cs="Times New Roman"/>
+          <w:color w:val="000000" w:themeColor="text1"/>
+          <w:sz w:val="22"/>
+          <w:szCs w:val="22"/>
+        </w:rPr>
+      </w:pPr>
+      <w:r>
+        <w:rPr>
+          <w:rFonts w:ascii="Times New Roman" w:hAnsi="Times New Roman" w:cs="Times New Roman"/>
+          <w:color w:val="000000" w:themeColor="text1"/>
+          <w:sz w:val="22"/>
+          <w:szCs w:val="22"/>
+        </w:rPr>
+        <w:t xml:space="preserve">O robô do tipo SCARA (acrônimo de </w:t>
+      </w:r>
+      <w:proofErr w:type="spellStart"/>
+      <w:r>
+        <w:rPr>
+          <w:rFonts w:ascii="Times New Roman" w:hAnsi="Times New Roman" w:cs="Times New Roman"/>
+          <w:color w:val="000000" w:themeColor="text1"/>
+          <w:sz w:val="22"/>
+          <w:szCs w:val="22"/>
+        </w:rPr>
+        <w:t>Selective</w:t>
+      </w:r>
+      <w:proofErr w:type="spellEnd"/>
+      <w:r>
+        <w:rPr>
+          <w:rFonts w:ascii="Times New Roman" w:hAnsi="Times New Roman" w:cs="Times New Roman"/>
+          <w:color w:val="000000" w:themeColor="text1"/>
+          <w:sz w:val="22"/>
+          <w:szCs w:val="22"/>
+        </w:rPr>
+        <w:t xml:space="preserve"> Compliance Assembly </w:t>
+      </w:r>
+      <w:proofErr w:type="spellStart"/>
+      <w:r>
+        <w:rPr>
+          <w:rFonts w:ascii="Times New Roman" w:hAnsi="Times New Roman" w:cs="Times New Roman"/>
+          <w:color w:val="000000" w:themeColor="text1"/>
+          <w:sz w:val="22"/>
+          <w:szCs w:val="22"/>
+        </w:rPr>
+        <w:t>Robot</w:t>
+      </w:r>
+      <w:proofErr w:type="spellEnd"/>
+      <w:r>
+        <w:rPr>
+          <w:rFonts w:ascii="Times New Roman" w:hAnsi="Times New Roman" w:cs="Times New Roman"/>
+          <w:color w:val="000000" w:themeColor="text1"/>
           <w:sz w:val="22"/>
           <w:szCs w:val="22"/>
         </w:rPr>
@@ -840,76 +1516,229 @@
       <w:r>
         <w:rPr>
           <w:rFonts w:ascii="Times New Roman" w:hAnsi="Times New Roman" w:cs="Times New Roman"/>
-          <w:sz w:val="22"/>
-          <w:szCs w:val="22"/>
-        </w:rPr>
-        <w:t>Organization</w:t>
+          <w:color w:val="000000" w:themeColor="text1"/>
+          <w:sz w:val="22"/>
+          <w:szCs w:val="22"/>
+        </w:rPr>
+        <w:t>Arm</w:t>
       </w:r>
       <w:proofErr w:type="spellEnd"/>
       <w:r>
         <w:rPr>
           <w:rFonts w:ascii="Times New Roman" w:hAnsi="Times New Roman" w:cs="Times New Roman"/>
-          <w:sz w:val="22"/>
-          <w:szCs w:val="22"/>
-        </w:rPr>
-        <w:t xml:space="preserve"> for </w:t>
+          <w:color w:val="000000" w:themeColor="text1"/>
+          <w:sz w:val="22"/>
+          <w:szCs w:val="22"/>
+        </w:rPr>
+        <w:t xml:space="preserve">, ou Braço Robótico de Montagem com Conformidade Seletiva) possui uma cadeia cinemática característica do tipo RRP – isto é, duas juntas Rotacionais seguidas de uma junta Prismática. Em termos práticos, um manipulador SCARA é composto por dois elos articulados por juntas rotativas paralelas (que movimentam o braço no plano horizontal X–Y) e por um elo final conectado por uma junta linear responsável pelo movimento ao longo do eixo Z (movimento </w:t>
+      </w:r>
+      <w:proofErr w:type="gramStart"/>
+      <w:r>
+        <w:rPr>
+          <w:rFonts w:ascii="Times New Roman" w:hAnsi="Times New Roman" w:cs="Times New Roman"/>
+          <w:color w:val="000000" w:themeColor="text1"/>
+          <w:sz w:val="22"/>
+          <w:szCs w:val="22"/>
+        </w:rPr>
+        <w:t>vertical)automacaoerobotica.blogspot.com</w:t>
+      </w:r>
+      <w:proofErr w:type="gramEnd"/>
+      <w:r>
+        <w:rPr>
+          <w:rFonts w:ascii="Times New Roman" w:hAnsi="Times New Roman" w:cs="Times New Roman"/>
+          <w:color w:val="000000" w:themeColor="text1"/>
+          <w:sz w:val="22"/>
+          <w:szCs w:val="22"/>
+        </w:rPr>
+        <w:t>. Essa configuração confere ao SCARA 3 graus de liberdade principais (dois em rotação planar e um em translação vertical) formando uma cadeia aberta em série.</w:t>
+      </w:r>
+    </w:p>
+    <w:p>
+      <w:pPr>
+        <w:rPr>
+          <w:rFonts w:ascii="Times New Roman" w:hAnsi="Times New Roman" w:cs="Times New Roman"/>
+          <w:color w:val="000000" w:themeColor="text1"/>
+          <w:sz w:val="22"/>
+          <w:szCs w:val="22"/>
+        </w:rPr>
+      </w:pPr>
+      <w:r>
+        <w:rPr>
+          <w:rFonts w:ascii="Times New Roman" w:hAnsi="Times New Roman" w:cs="Times New Roman"/>
+          <w:color w:val="000000" w:themeColor="text1"/>
+          <w:sz w:val="22"/>
+          <w:szCs w:val="22"/>
+        </w:rPr>
+        <w:t xml:space="preserve">Uma consequência importante dessa arquitetura é a “complacência seletiva”: o SCARA é complacente (flexível) no plano XY – útil para encaixar peças com pequenos desalinhamentos – porém rígido no eixo Z, o que é desejável para movimentar objetos verticalmente sem desvio. Em muitos modelos SCARA comerciais há ainda uma quarta junta rotacional no efetuador (também alinhada no eixo vertical) para ajuste da orientação da ferramenta ou peça manipulada, totalizando 4 eixos de movimento. Exemplo técnico: Devido à sua cadeia cinemática RRP, um robô SCARA pode, por exemplo, pegar um componente em uma esteira (movendo-se rapidamente no plano horizontal com seus dois primeiros eixos rotativos) e inseri-lo em um circuito impresso aplicando pressão vertical com a junta prismática. Esse tipo de robô é muito utilizado em tarefas de montagem eletrônica e manipulação de peças pequenas, pois suas juntas </w:t>
+      </w:r>
+      <w:r>
+        <w:rPr>
+          <w:rFonts w:ascii="Times New Roman" w:hAnsi="Times New Roman" w:cs="Times New Roman"/>
+          <w:color w:val="000000" w:themeColor="text1"/>
+          <w:sz w:val="22"/>
+          <w:szCs w:val="22"/>
+        </w:rPr>
+        <w:lastRenderedPageBreak/>
+        <w:t>rotativas horizontais permitem movimentos rápidos e repetitivos no plano, enquanto a junta linear fornece o movimento vertical necessário para encaixar ou empilhar componentesautomacaoerobotica.blogspot.com.</w:t>
+      </w:r>
+    </w:p>
+    <w:p>
+      <w:pPr>
+        <w:rPr>
+          <w:rFonts w:ascii="Times New Roman" w:hAnsi="Times New Roman" w:cs="Times New Roman"/>
+          <w:color w:val="000000" w:themeColor="text1"/>
+          <w:sz w:val="22"/>
+          <w:szCs w:val="22"/>
+        </w:rPr>
+      </w:pPr>
+      <w:r>
+        <w:rPr>
+          <w:rFonts w:ascii="Times New Roman" w:hAnsi="Times New Roman" w:cs="Times New Roman"/>
+          <w:color w:val="000000" w:themeColor="text1"/>
+          <w:sz w:val="22"/>
+          <w:szCs w:val="22"/>
+        </w:rPr>
+        <w:t>6. Espaço de Trabalho na Configuração de Juntas R-P</w:t>
+      </w:r>
+    </w:p>
+    <w:p>
+      <w:pPr>
+        <w:rPr>
+          <w:rFonts w:ascii="Times New Roman" w:hAnsi="Times New Roman" w:cs="Times New Roman"/>
+          <w:color w:val="000000" w:themeColor="text1"/>
+          <w:sz w:val="22"/>
+          <w:szCs w:val="22"/>
+        </w:rPr>
+      </w:pPr>
+      <w:r>
+        <w:rPr>
+          <w:rFonts w:ascii="Times New Roman" w:hAnsi="Times New Roman" w:cs="Times New Roman"/>
+          <w:color w:val="000000" w:themeColor="text1"/>
+          <w:sz w:val="22"/>
+          <w:szCs w:val="22"/>
+        </w:rPr>
+        <w:t xml:space="preserve">Considere um manipulador com juntas R-P (Rotação seguida </w:t>
+      </w:r>
+      <w:proofErr w:type="gramStart"/>
+      <w:r>
+        <w:rPr>
+          <w:rFonts w:ascii="Times New Roman" w:hAnsi="Times New Roman" w:cs="Times New Roman"/>
+          <w:color w:val="000000" w:themeColor="text1"/>
+          <w:sz w:val="22"/>
+          <w:szCs w:val="22"/>
+        </w:rPr>
+        <w:t>de Prismática</w:t>
+      </w:r>
+      <w:proofErr w:type="gramEnd"/>
+      <w:r>
+        <w:rPr>
+          <w:rFonts w:ascii="Times New Roman" w:hAnsi="Times New Roman" w:cs="Times New Roman"/>
+          <w:color w:val="000000" w:themeColor="text1"/>
+          <w:sz w:val="22"/>
+          <w:szCs w:val="22"/>
+        </w:rPr>
+        <w:t>), sendo a junta R a mais próxima da base. Essa configuração produz um espaço de trabalho em forma de cilindro ao redor do robô. Em outras palavras, a combinação de uma rotação de 360° na base com um deslocamento linear em um eixo resulta em um envelope cilíndrico de pontos alcançáveis pelo efetuador</w:t>
+      </w:r>
+      <w:hyperlink r:id="rId22" w:anchor=":~:text=baixo%20ao%20longo%20desta,se%20aproxima%20de%20um%20cilindro" w:tgtFrame="_blank" w:history="1">
+        <w:r>
+          <w:rPr>
+            <w:rStyle w:val="Hyperlink"/>
+            <w:rFonts w:ascii="Times New Roman" w:hAnsi="Times New Roman" w:cs="Times New Roman"/>
+            <w:color w:val="000000" w:themeColor="text1"/>
+            <w:sz w:val="22"/>
+            <w:szCs w:val="22"/>
+            <w:u w:val="none"/>
+          </w:rPr>
+          <w:t>claudemiralves.weebly.com</w:t>
+        </w:r>
+      </w:hyperlink>
+      <w:r>
+        <w:rPr>
+          <w:rFonts w:ascii="Times New Roman" w:hAnsi="Times New Roman" w:cs="Times New Roman"/>
+          <w:color w:val="000000" w:themeColor="text1"/>
+          <w:sz w:val="22"/>
+          <w:szCs w:val="22"/>
+        </w:rPr>
+        <w:t>.</w:t>
+      </w:r>
+    </w:p>
+    <w:p>
+      <w:pPr>
+        <w:rPr>
+          <w:rFonts w:ascii="Times New Roman" w:hAnsi="Times New Roman" w:cs="Times New Roman"/>
+          <w:color w:val="000000" w:themeColor="text1"/>
+          <w:sz w:val="22"/>
+          <w:szCs w:val="22"/>
+        </w:rPr>
+      </w:pPr>
+      <w:r>
+        <w:rPr>
+          <w:rFonts w:ascii="Times New Roman" w:hAnsi="Times New Roman" w:cs="Times New Roman"/>
+          <w:color w:val="000000" w:themeColor="text1"/>
+          <w:sz w:val="22"/>
+          <w:szCs w:val="22"/>
+        </w:rPr>
+        <w:t>Mais especificamente, caso a junta prismática seja orientada verticalmente (como em um robô de coluna que eleva e abaixa o braço), o efetuador pode varrer uma superfície cilíndrica: a rotação na base faz o braço percorrer um círculo de raio fixo, e o movimento linear para cima/baixo cobre a altura – juntos definem um envelope de trabalho cilíndrico (como um “tubo” em torno do robô)</w:t>
+      </w:r>
+      <w:hyperlink r:id="rId23" w:anchor=":~:text=baixo%20ao%20longo%20desta,se%20aproxima%20de%20um%20cilindro" w:tgtFrame="_blank" w:history="1">
+        <w:r>
+          <w:rPr>
+            <w:rStyle w:val="Hyperlink"/>
+            <w:rFonts w:ascii="Times New Roman" w:hAnsi="Times New Roman" w:cs="Times New Roman"/>
+            <w:color w:val="000000" w:themeColor="text1"/>
+            <w:sz w:val="22"/>
+            <w:szCs w:val="22"/>
+            <w:u w:val="none"/>
+          </w:rPr>
+          <w:t>claudemiralves.weebly.com</w:t>
+        </w:r>
+      </w:hyperlink>
+      <w:r>
+        <w:rPr>
+          <w:rFonts w:ascii="Times New Roman" w:hAnsi="Times New Roman" w:cs="Times New Roman"/>
+          <w:color w:val="000000" w:themeColor="text1"/>
+          <w:sz w:val="22"/>
+          <w:szCs w:val="22"/>
+        </w:rPr>
+        <w:t xml:space="preserve">. Por outro lado, se a junta prismática estiver disposta horizontalmente como um eixo telescópico radial, o robô poderá estender-se e retrair-se a diferentes distâncias do centro enquanto gira, alcançando assim todos os pontos dentro de um disco circular no plano (ou anel, caso haja um limite interno de alcance). Em ambos os casos, o espaço de trabalho de uma configuração R-P é caracterizado pela simetria em torno da base rotacional. Exemplo técnico: Um manipulador com juntas R-P poderia ser imaginado como uma grua simples: a coluna que gira sobre seu eixo (junta R) e um braço que se estende linearmente (junta P). Essa grua poderia girar 360° e </w:t>
       </w:r>
       <w:proofErr w:type="spellStart"/>
       <w:r>
         <w:rPr>
           <w:rFonts w:ascii="Times New Roman" w:hAnsi="Times New Roman" w:cs="Times New Roman"/>
-          <w:sz w:val="22"/>
-          <w:szCs w:val="22"/>
-        </w:rPr>
-        <w:t>Standardization</w:t>
+          <w:color w:val="000000" w:themeColor="text1"/>
+          <w:sz w:val="22"/>
+          <w:szCs w:val="22"/>
+        </w:rPr>
+        <w:t>alcancar</w:t>
       </w:r>
       <w:proofErr w:type="spellEnd"/>
       <w:r>
         <w:rPr>
           <w:rFonts w:ascii="Times New Roman" w:hAnsi="Times New Roman" w:cs="Times New Roman"/>
-          <w:sz w:val="22"/>
-          <w:szCs w:val="22"/>
-        </w:rPr>
-        <w:t xml:space="preserve"> (ISO), um robô industrial é um “manipulador multipropósito controlado automaticamente, reprogramável, programável em três ou mais eixos”. Em outras palavras, trata-se de um braço mecânico automatizado capaz de realizar múltiplos movimentos e tarefas pré-programadas em alta velocidade e com repetibilidade. Esses robôs operam de forma contínua e precisa, o que os torna ideais para aumentar a produtividade e a qualidade na indústria, reduzindo erros humanos e melhorando a segurança em ambientes fabris.</w:t>
-      </w:r>
-    </w:p>
-    <w:p>
-      <w:pPr>
-        <w:ind w:firstLine="708"/>
-        <w:jc w:val="both"/>
-        <w:rPr>
-          <w:rFonts w:ascii="Times New Roman" w:hAnsi="Times New Roman" w:cs="Times New Roman"/>
-          <w:sz w:val="22"/>
-          <w:szCs w:val="22"/>
-        </w:rPr>
-      </w:pPr>
-      <w:r>
-        <w:rPr>
-          <w:rFonts w:ascii="Times New Roman" w:hAnsi="Times New Roman" w:cs="Times New Roman"/>
-          <w:sz w:val="22"/>
-          <w:szCs w:val="22"/>
-        </w:rPr>
-        <w:t>As aplicações típicas dos robôs industriais concentram-se em tarefas repetitivas ou pesadas no chão de fábrica. Exemplos comuns incluem operações de soldagem, pintura, montagem de componentes, manuseio e movimentação de materiais, inspeção de produtos e testes de qualidade</w:t>
-      </w:r>
-      <w:r>
-        <w:rPr>
-          <w:rFonts w:ascii="Times New Roman" w:hAnsi="Times New Roman" w:cs="Times New Roman"/>
-          <w:sz w:val="22"/>
-          <w:szCs w:val="22"/>
-        </w:rPr>
-        <w:t>,</w:t>
-      </w:r>
-      <w:r>
-        <w:rPr>
-          <w:rFonts w:ascii="Times New Roman" w:hAnsi="Times New Roman" w:cs="Times New Roman"/>
-          <w:sz w:val="22"/>
-          <w:szCs w:val="22"/>
-        </w:rPr>
-        <w:t xml:space="preserve"> tudo realizado com elevado grau de precisão e rapidez. Esses robôs são presença marcante em linhas de produção de automóveis, eletrônicos e outros bens manufaturados, onde executam atividades como a soldagem de carrocerias, aplicação de pintura automotiva ou montagem de placas eletrônicas. Um exemplo clássico é o setor automotivo: desde a década de 1960, braços robóticos são empregados em fábricas de automóveis para montar veículos em larga escala</w:t>
-      </w:r>
-      <w:r>
-        <w:rPr>
-          <w:rFonts w:ascii="Times New Roman" w:hAnsi="Times New Roman" w:cs="Times New Roman"/>
+          <w:color w:val="000000" w:themeColor="text1"/>
+          <w:sz w:val="22"/>
+          <w:szCs w:val="22"/>
+        </w:rPr>
+        <w:t xml:space="preserve"> objetos a distâncias variadas, delineando uma área circular ao seu redor; se o braço também pudesse subir e descer, os pontos acessíveis formariam um volume cilíndrico ao redor da base do equipamento, útil para acessar diferentes alturas em torno de toda a circunferência</w:t>
+      </w:r>
+      <w:hyperlink r:id="rId24" w:anchor=":~:text=baixo%20ao%20longo%20desta,se%20aproxima%20de%20um%20cilindro" w:tgtFrame="_blank" w:history="1">
+        <w:r>
+          <w:rPr>
+            <w:rStyle w:val="Hyperlink"/>
+            <w:rFonts w:ascii="Times New Roman" w:hAnsi="Times New Roman" w:cs="Times New Roman"/>
+            <w:color w:val="000000" w:themeColor="text1"/>
+            <w:sz w:val="22"/>
+            <w:szCs w:val="22"/>
+            <w:u w:val="none"/>
+          </w:rPr>
+          <w:t>claudemiralves.weebly.com</w:t>
+        </w:r>
+      </w:hyperlink>
+      <w:r>
+        <w:rPr>
+          <w:rFonts w:ascii="Times New Roman" w:hAnsi="Times New Roman" w:cs="Times New Roman"/>
+          <w:color w:val="000000" w:themeColor="text1"/>
           <w:sz w:val="22"/>
           <w:szCs w:val="22"/>
         </w:rPr>
@@ -918,802 +1747,343 @@
     </w:p>
     <w:p>
       <w:pPr>
-        <w:ind w:firstLine="708"/>
-        <w:jc w:val="both"/>
-        <w:rPr>
-          <w:rFonts w:ascii="Times New Roman" w:hAnsi="Times New Roman" w:cs="Times New Roman"/>
-          <w:sz w:val="22"/>
-          <w:szCs w:val="22"/>
-        </w:rPr>
-      </w:pPr>
-      <w:r>
-        <w:rPr>
-          <w:rFonts w:ascii="Times New Roman" w:hAnsi="Times New Roman" w:cs="Times New Roman"/>
-          <w:sz w:val="22"/>
-          <w:szCs w:val="22"/>
-        </w:rPr>
-        <w:t>O</w:t>
-      </w:r>
-      <w:r>
-        <w:rPr>
-          <w:rFonts w:ascii="Times New Roman" w:hAnsi="Times New Roman" w:cs="Times New Roman"/>
-          <w:sz w:val="22"/>
-          <w:szCs w:val="22"/>
-        </w:rPr>
-        <w:t xml:space="preserve"> primeiro robô industrial (chamado </w:t>
+        <w:rPr>
+          <w:rFonts w:ascii="Times New Roman" w:hAnsi="Times New Roman" w:cs="Times New Roman"/>
+          <w:color w:val="000000" w:themeColor="text1"/>
+          <w:sz w:val="22"/>
+          <w:szCs w:val="22"/>
+        </w:rPr>
+      </w:pPr>
+      <w:r>
+        <w:rPr>
+          <w:rFonts w:ascii="Times New Roman" w:hAnsi="Times New Roman" w:cs="Times New Roman"/>
+          <w:color w:val="000000" w:themeColor="text1"/>
+          <w:sz w:val="22"/>
+          <w:szCs w:val="22"/>
+        </w:rPr>
+        <w:t>Referências</w:t>
+      </w:r>
+    </w:p>
+    <w:p>
+      <w:pPr>
+        <w:rPr>
+          <w:rFonts w:ascii="Times New Roman" w:hAnsi="Times New Roman" w:cs="Times New Roman"/>
+          <w:color w:val="000000" w:themeColor="text1"/>
+          <w:sz w:val="22"/>
+          <w:szCs w:val="22"/>
+        </w:rPr>
+      </w:pPr>
+      <w:r>
+        <w:rPr>
+          <w:rFonts w:ascii="Times New Roman" w:hAnsi="Times New Roman" w:cs="Times New Roman"/>
+          <w:color w:val="000000" w:themeColor="text1"/>
+          <w:sz w:val="22"/>
+          <w:szCs w:val="22"/>
+        </w:rPr>
+        <w:t xml:space="preserve">Universal </w:t>
       </w:r>
       <w:proofErr w:type="spellStart"/>
       <w:r>
         <w:rPr>
           <w:rFonts w:ascii="Times New Roman" w:hAnsi="Times New Roman" w:cs="Times New Roman"/>
-          <w:sz w:val="22"/>
-          <w:szCs w:val="22"/>
-        </w:rPr>
-        <w:t>Unimate</w:t>
+          <w:color w:val="000000" w:themeColor="text1"/>
+          <w:sz w:val="22"/>
+          <w:szCs w:val="22"/>
+        </w:rPr>
+        <w:t>Robots</w:t>
       </w:r>
       <w:proofErr w:type="spellEnd"/>
       <w:r>
         <w:rPr>
           <w:rFonts w:ascii="Times New Roman" w:hAnsi="Times New Roman" w:cs="Times New Roman"/>
-          <w:sz w:val="22"/>
-          <w:szCs w:val="22"/>
-        </w:rPr>
-        <w:t>) foi instalado em 1961 numa fábrica da Ford, inaugurando a era da robótica industrial na produção automotiva. Hoje, empresas como ABB, FANUC, KUKA e outras fornecem robôs articulados de múltiplos eixos que operam em células automatizadas, aumentando a eficiência e garantindo repetibilidade em processos fabris antes realizados manualmente.</w:t>
-      </w:r>
-    </w:p>
-    <w:p>
-      <w:pPr>
-        <w:jc w:val="both"/>
-        <w:rPr>
-          <w:rFonts w:ascii="Times New Roman" w:hAnsi="Times New Roman" w:cs="Times New Roman"/>
-          <w:b/>
-          <w:bCs/>
-          <w:sz w:val="22"/>
-          <w:szCs w:val="22"/>
-        </w:rPr>
-      </w:pPr>
-      <w:r>
-        <w:rPr>
-          <w:rFonts w:ascii="Times New Roman" w:hAnsi="Times New Roman" w:cs="Times New Roman"/>
-          <w:b/>
-          <w:bCs/>
-          <w:sz w:val="22"/>
-          <w:szCs w:val="22"/>
-        </w:rPr>
-        <w:t>Robôs de Serviço</w:t>
-      </w:r>
-    </w:p>
-    <w:p>
-      <w:pPr>
-        <w:ind w:firstLine="708"/>
-        <w:jc w:val="both"/>
-        <w:rPr>
-          <w:rFonts w:ascii="Times New Roman" w:hAnsi="Times New Roman" w:cs="Times New Roman"/>
-          <w:sz w:val="22"/>
-          <w:szCs w:val="22"/>
-        </w:rPr>
-      </w:pPr>
-      <w:r>
-        <w:rPr>
-          <w:rFonts w:ascii="Times New Roman" w:hAnsi="Times New Roman" w:cs="Times New Roman"/>
-          <w:sz w:val="22"/>
-          <w:szCs w:val="22"/>
-        </w:rPr>
-        <w:t xml:space="preserve">Diferentemente dos robôs industriais, voltados à manufatura, os robôs de serviço são projetados para auxiliar pessoas na execução de tarefas do cotidiano em ambientes domésticos ou em ambientes comerciais e públicos. Em geral, esses robôs atuam em atividades que podem ser caracterizadas como “os 5D” da robótica: tarefas sujas, monótonas, </w:t>
-      </w:r>
-      <w:r>
-        <w:rPr>
-          <w:rFonts w:ascii="Times New Roman" w:hAnsi="Times New Roman" w:cs="Times New Roman"/>
-          <w:sz w:val="22"/>
-          <w:szCs w:val="22"/>
-        </w:rPr>
-        <w:t>distantes, perigosas</w:t>
-      </w:r>
-      <w:r>
-        <w:rPr>
-          <w:rFonts w:ascii="Times New Roman" w:hAnsi="Times New Roman" w:cs="Times New Roman"/>
-          <w:sz w:val="22"/>
-          <w:szCs w:val="22"/>
-        </w:rPr>
-        <w:t xml:space="preserve"> ou repetitivas que seriam menos desejáveis ou impróprias para serem feitas por humanos. Normalmente operam de forma autônoma ou semiautônoma, podendo também ser controlados por sistemas integrados, e vêm ganhando espaço devido aos avanços em sensores, inteligência artificial e redução de custos. </w:t>
-      </w:r>
-    </w:p>
-    <w:p>
-      <w:pPr>
-        <w:ind w:firstLine="708"/>
-        <w:jc w:val="both"/>
-        <w:rPr>
-          <w:rFonts w:ascii="Times New Roman" w:hAnsi="Times New Roman" w:cs="Times New Roman"/>
-          <w:sz w:val="22"/>
-          <w:szCs w:val="22"/>
-        </w:rPr>
-      </w:pPr>
-      <w:r>
-        <w:rPr>
-          <w:rFonts w:ascii="Times New Roman" w:hAnsi="Times New Roman" w:cs="Times New Roman"/>
-          <w:sz w:val="22"/>
-          <w:szCs w:val="22"/>
-        </w:rPr>
-        <w:t xml:space="preserve">Os robôs de serviço estão presentes em vários setores, com aplicações que vão da saúde ao varejo. Na área da saúde, por exemplo, a robótica médica tem revolucionado procedimentos </w:t>
-      </w:r>
-      <w:r>
-        <w:rPr>
-          <w:rFonts w:ascii="Times New Roman" w:hAnsi="Times New Roman" w:cs="Times New Roman"/>
+          <w:color w:val="000000" w:themeColor="text1"/>
+          <w:sz w:val="22"/>
+          <w:szCs w:val="22"/>
+        </w:rPr>
+        <w:t xml:space="preserve"> (Blog UR Brasil) – “As 3 Leis da Robótica: uma análise da relevância e aplicabilidade na robótica industrial moderna”. Publicado em 26/07/2024. Disponível em: https://www.universal-robots.com/br/blog/as-3-leis-da-rob%C3%B3tica-uma-an%C3%A1lise-da-relev%C3%A2ncia-e-aplicabilidade-na-rob%C3%B3tica-industrial-moderna/</w:t>
+      </w:r>
+      <w:hyperlink r:id="rId25" w:anchor=":~:text=,Primeira%20ou%20a%20Segunda%20Lei" w:tgtFrame="_blank" w:history="1">
+        <w:r>
+          <w:rPr>
+            <w:rStyle w:val="Hyperlink"/>
+            <w:rFonts w:ascii="Times New Roman" w:hAnsi="Times New Roman" w:cs="Times New Roman"/>
+            <w:color w:val="000000" w:themeColor="text1"/>
+            <w:sz w:val="22"/>
+            <w:szCs w:val="22"/>
+            <w:u w:val="none"/>
+          </w:rPr>
+          <w:t>universal-robots.com</w:t>
+        </w:r>
+      </w:hyperlink>
+      <w:hyperlink r:id="rId26" w:anchor=":~:text=ser%20humano%20sofra%20algum%20mal%3B,Primeira%20ou%20a%20Segunda%20Lei" w:tgtFrame="_blank" w:history="1">
+        <w:r>
+          <w:rPr>
+            <w:rStyle w:val="Hyperlink"/>
+            <w:rFonts w:ascii="Times New Roman" w:hAnsi="Times New Roman" w:cs="Times New Roman"/>
+            <w:color w:val="000000" w:themeColor="text1"/>
+            <w:sz w:val="22"/>
+            <w:szCs w:val="22"/>
+            <w:u w:val="none"/>
+          </w:rPr>
+          <w:t>universal-robots.com</w:t>
+        </w:r>
+      </w:hyperlink>
+      <w:r>
+        <w:rPr>
+          <w:rFonts w:ascii="Times New Roman" w:hAnsi="Times New Roman" w:cs="Times New Roman"/>
+          <w:color w:val="000000" w:themeColor="text1"/>
+          <w:sz w:val="22"/>
+          <w:szCs w:val="22"/>
+        </w:rPr>
+        <w:t>.</w:t>
+      </w:r>
+    </w:p>
+    <w:p>
+      <w:pPr>
+        <w:rPr>
+          <w:rFonts w:ascii="Times New Roman" w:hAnsi="Times New Roman" w:cs="Times New Roman"/>
+          <w:color w:val="000000" w:themeColor="text1"/>
+          <w:sz w:val="22"/>
+          <w:szCs w:val="22"/>
+        </w:rPr>
+      </w:pPr>
+      <w:proofErr w:type="spellStart"/>
+      <w:r>
+        <w:rPr>
+          <w:rFonts w:ascii="Times New Roman" w:hAnsi="Times New Roman" w:cs="Times New Roman"/>
+          <w:color w:val="000000" w:themeColor="text1"/>
+          <w:sz w:val="22"/>
+          <w:szCs w:val="22"/>
+        </w:rPr>
+        <w:t>MfgRobots</w:t>
+      </w:r>
+      <w:proofErr w:type="spellEnd"/>
+      <w:r>
+        <w:rPr>
+          <w:rFonts w:ascii="Times New Roman" w:hAnsi="Times New Roman" w:cs="Times New Roman"/>
+          <w:color w:val="000000" w:themeColor="text1"/>
+          <w:sz w:val="22"/>
+          <w:szCs w:val="22"/>
+        </w:rPr>
+        <w:t xml:space="preserve"> – </w:t>
+      </w:r>
+      <w:proofErr w:type="spellStart"/>
+      <w:r>
+        <w:rPr>
+          <w:rFonts w:ascii="Times New Roman" w:hAnsi="Times New Roman" w:cs="Times New Roman"/>
+          <w:color w:val="000000" w:themeColor="text1"/>
+          <w:sz w:val="22"/>
+          <w:szCs w:val="22"/>
+        </w:rPr>
+        <w:t>Manufaturação</w:t>
+      </w:r>
+      <w:proofErr w:type="spellEnd"/>
+      <w:r>
+        <w:rPr>
+          <w:rFonts w:ascii="Times New Roman" w:hAnsi="Times New Roman" w:cs="Times New Roman"/>
+          <w:color w:val="000000" w:themeColor="text1"/>
+          <w:sz w:val="22"/>
+          <w:szCs w:val="22"/>
+        </w:rPr>
+        <w:t xml:space="preserve"> Industrial – “O que é um manipulador robótico? Um guia”. Disponível em: https://pt.mfgrobots.com/equipment/robot/1004016478.html</w:t>
+      </w:r>
+      <w:hyperlink r:id="rId27" w:anchor=":~:text=Um%20manipulador%20rob%C3%B3tico%20%C3%A9%20uma,conhecidos%20como%20bra%C3%A7os%20de%20rob%C3%B4" w:tgtFrame="_blank" w:history="1">
+        <w:r>
+          <w:rPr>
+            <w:rStyle w:val="Hyperlink"/>
+            <w:rFonts w:ascii="Times New Roman" w:hAnsi="Times New Roman" w:cs="Times New Roman"/>
+            <w:color w:val="000000" w:themeColor="text1"/>
+            <w:sz w:val="22"/>
+            <w:szCs w:val="22"/>
+            <w:u w:val="none"/>
+          </w:rPr>
+          <w:t>pt.mfgrobots.com</w:t>
+        </w:r>
+      </w:hyperlink>
+      <w:hyperlink r:id="rId28" w:anchor=":~:text=Os%20manipuladores%20de%20rob%C3%B4s%20consistem,juntos%20em%20movimentos%20fluidos%20coordenados" w:tgtFrame="_blank" w:history="1">
+        <w:r>
+          <w:rPr>
+            <w:rStyle w:val="Hyperlink"/>
+            <w:rFonts w:ascii="Times New Roman" w:hAnsi="Times New Roman" w:cs="Times New Roman"/>
+            <w:color w:val="000000" w:themeColor="text1"/>
+            <w:sz w:val="22"/>
+            <w:szCs w:val="22"/>
+            <w:u w:val="none"/>
+          </w:rPr>
+          <w:t>pt.mfgrobots.com</w:t>
+        </w:r>
+      </w:hyperlink>
+      <w:r>
+        <w:rPr>
+          <w:rFonts w:ascii="Times New Roman" w:hAnsi="Times New Roman" w:cs="Times New Roman"/>
+          <w:color w:val="000000" w:themeColor="text1"/>
+          <w:sz w:val="22"/>
+          <w:szCs w:val="22"/>
+        </w:rPr>
+        <w:t>.</w:t>
+      </w:r>
+    </w:p>
+    <w:p>
+      <w:pPr>
+        <w:rPr>
+          <w:rFonts w:ascii="Times New Roman" w:hAnsi="Times New Roman" w:cs="Times New Roman"/>
+          <w:color w:val="000000" w:themeColor="text1"/>
+          <w:sz w:val="22"/>
+          <w:szCs w:val="22"/>
+        </w:rPr>
+      </w:pPr>
+      <w:r>
+        <w:rPr>
+          <w:rFonts w:ascii="Times New Roman" w:hAnsi="Times New Roman" w:cs="Times New Roman"/>
+          <w:color w:val="000000" w:themeColor="text1"/>
+          <w:sz w:val="22"/>
+          <w:szCs w:val="22"/>
+        </w:rPr>
+        <w:t>Silva, L. G. O. (2017) – “Controle de um Manipulador Robótico Leve de 4-DOF com software baseado em ROS e Qt”. Projeto de Graduação, Escola Politécnica, UFRJ. Disponível em: https://pantheon.ufrj.br/handle/11422/18005</w:t>
+      </w:r>
+      <w:hyperlink r:id="rId29" w:anchor=":~:text=Um%20manipulador%20rob%C3%B3tico%20%C3%A9%20composto,DOF" w:tgtFrame="_blank" w:history="1">
+        <w:r>
+          <w:rPr>
+            <w:rStyle w:val="Hyperlink"/>
+            <w:rFonts w:ascii="Times New Roman" w:hAnsi="Times New Roman" w:cs="Times New Roman"/>
+            <w:color w:val="000000" w:themeColor="text1"/>
+            <w:sz w:val="22"/>
+            <w:szCs w:val="22"/>
+            <w:u w:val="none"/>
+          </w:rPr>
+          <w:t>pantheon.ufrj.br</w:t>
+        </w:r>
+      </w:hyperlink>
+      <w:r>
+        <w:rPr>
+          <w:rFonts w:ascii="Times New Roman" w:hAnsi="Times New Roman" w:cs="Times New Roman"/>
+          <w:color w:val="000000" w:themeColor="text1"/>
+          <w:sz w:val="22"/>
+          <w:szCs w:val="22"/>
+        </w:rPr>
+        <w:t>.</w:t>
+      </w:r>
+    </w:p>
+    <w:p>
+      <w:pPr>
+        <w:rPr>
+          <w:rFonts w:ascii="Times New Roman" w:hAnsi="Times New Roman" w:cs="Times New Roman"/>
+          <w:color w:val="000000" w:themeColor="text1"/>
+          <w:sz w:val="22"/>
+          <w:szCs w:val="22"/>
+        </w:rPr>
+      </w:pPr>
+      <w:r>
+        <w:rPr>
+          <w:rFonts w:ascii="Times New Roman" w:hAnsi="Times New Roman" w:cs="Times New Roman"/>
+          <w:color w:val="000000" w:themeColor="text1"/>
+          <w:sz w:val="22"/>
+          <w:szCs w:val="22"/>
+        </w:rPr>
+        <w:t xml:space="preserve">Barreto, G. de A. (2001) – “Implementação de um sistema de controle para o robô PUMA 560 usando uma rede neural </w:t>
+      </w:r>
+      <w:proofErr w:type="spellStart"/>
+      <w:r>
+        <w:rPr>
+          <w:rFonts w:ascii="Times New Roman" w:hAnsi="Times New Roman" w:cs="Times New Roman"/>
+          <w:color w:val="000000" w:themeColor="text1"/>
+          <w:sz w:val="22"/>
+          <w:szCs w:val="22"/>
+        </w:rPr>
+        <w:t>auto-organizável</w:t>
+      </w:r>
+      <w:proofErr w:type="spellEnd"/>
+      <w:r>
+        <w:rPr>
+          <w:rFonts w:ascii="Times New Roman" w:hAnsi="Times New Roman" w:cs="Times New Roman"/>
+          <w:color w:val="000000" w:themeColor="text1"/>
+          <w:sz w:val="22"/>
+          <w:szCs w:val="22"/>
+        </w:rPr>
+        <w:t>”. Controle &amp; Automação, vol. 12, n.3, 2001. (Trecho disponível em SciELO)</w:t>
+      </w:r>
+      <w:hyperlink r:id="rId30" w:anchor=":~:text=O%20rob%C3%B4%20PUMA%20560%20adotado,solu%C3%A7%C3%B5es%20da%20cinem%C3%A1tica%20e%20din%C3%A2mica" w:tgtFrame="_blank" w:history="1">
+        <w:r>
+          <w:rPr>
+            <w:rStyle w:val="Hyperlink"/>
+            <w:rFonts w:ascii="Times New Roman" w:hAnsi="Times New Roman" w:cs="Times New Roman"/>
+            <w:color w:val="000000" w:themeColor="text1"/>
+            <w:sz w:val="22"/>
+            <w:szCs w:val="22"/>
+            <w:u w:val="none"/>
+          </w:rPr>
+          <w:t>scielo.br</w:t>
+        </w:r>
+      </w:hyperlink>
+      <w:r>
+        <w:rPr>
+          <w:rFonts w:ascii="Times New Roman" w:hAnsi="Times New Roman" w:cs="Times New Roman"/>
+          <w:color w:val="000000" w:themeColor="text1"/>
+          <w:sz w:val="22"/>
+          <w:szCs w:val="22"/>
+        </w:rPr>
+        <w:t>.</w:t>
+      </w:r>
+    </w:p>
+    <w:p>
+      <w:pPr>
+        <w:rPr>
+          <w:rFonts w:ascii="Times New Roman" w:hAnsi="Times New Roman" w:cs="Times New Roman"/>
+          <w:color w:val="000000" w:themeColor="text1"/>
+          <w:sz w:val="22"/>
+          <w:szCs w:val="22"/>
+        </w:rPr>
+      </w:pPr>
+      <w:r>
+        <w:rPr>
+          <w:rFonts w:ascii="Times New Roman" w:hAnsi="Times New Roman" w:cs="Times New Roman"/>
+          <w:color w:val="000000" w:themeColor="text1"/>
+          <w:sz w:val="22"/>
+          <w:szCs w:val="22"/>
+        </w:rPr>
+        <w:t>Automação e Robótica (Blog) – “Classificação dos robôs manipuladores de acordo com a sua estrutura cinemática”. Publicado em 13/01/2012. Disponível em: http://automacaoerobotica.blogspot.com/2012/07/robo-manipulador-cartesiano-um-robo.htmlautomacaoerobotica.blogspot.com.</w:t>
+      </w:r>
+    </w:p>
+    <w:p>
+      <w:pPr>
+        <w:rPr>
+          <w:rFonts w:ascii="Times New Roman" w:hAnsi="Times New Roman" w:cs="Times New Roman"/>
+          <w:color w:val="000000" w:themeColor="text1"/>
+          <w:sz w:val="22"/>
+          <w:szCs w:val="22"/>
+        </w:rPr>
+      </w:pPr>
+      <w:r>
+        <w:rPr>
+          <w:rFonts w:ascii="Times New Roman" w:hAnsi="Times New Roman" w:cs="Times New Roman"/>
+          <w:color w:val="000000" w:themeColor="text1"/>
           <w:sz w:val="22"/>
           <w:szCs w:val="22"/>
         </w:rPr>
         <w:lastRenderedPageBreak/>
-        <w:t xml:space="preserve">clínicos: já existem robôs cirúrgicos que auxiliam médicos em operações minimamente invasivas com altíssima precisão, melhorando os resultados e a recuperação dos pacientes. Hospitais também empregam robôs assistentes para transporte de suprimentos, distribuição de medicamentos e desinfecção de ambientes, liberando os profissionais de tarefas logísticas e reduzindo riscos de contaminação. </w:t>
-      </w:r>
-    </w:p>
-    <w:p>
-      <w:pPr>
-        <w:ind w:firstLine="708"/>
-        <w:jc w:val="both"/>
-        <w:rPr>
-          <w:rFonts w:ascii="Times New Roman" w:hAnsi="Times New Roman" w:cs="Times New Roman"/>
-          <w:sz w:val="22"/>
-          <w:szCs w:val="22"/>
-        </w:rPr>
-      </w:pPr>
-      <w:r>
-        <w:rPr>
-          <w:rFonts w:ascii="Times New Roman" w:hAnsi="Times New Roman" w:cs="Times New Roman"/>
-          <w:sz w:val="22"/>
-          <w:szCs w:val="22"/>
-        </w:rPr>
-        <w:t xml:space="preserve">No comércio e varejo, robôs de serviço têm atuado no atendimento ao cliente e outras funções de suporte. Um exemplo notável são robôs humanoides como o Pepper (da SoftBank </w:t>
-      </w:r>
-      <w:proofErr w:type="spellStart"/>
-      <w:r>
-        <w:rPr>
-          <w:rFonts w:ascii="Times New Roman" w:hAnsi="Times New Roman" w:cs="Times New Roman"/>
-          <w:sz w:val="22"/>
-          <w:szCs w:val="22"/>
-        </w:rPr>
-        <w:t>Robotics</w:t>
-      </w:r>
-      <w:proofErr w:type="spellEnd"/>
-      <w:r>
-        <w:rPr>
-          <w:rFonts w:ascii="Times New Roman" w:hAnsi="Times New Roman" w:cs="Times New Roman"/>
-          <w:sz w:val="22"/>
-          <w:szCs w:val="22"/>
-        </w:rPr>
-        <w:t xml:space="preserve">), que já vêm sendo utilizados como recepcionistas em hotéis e lojas, interagindo com o público, fornecendo informações e até auxiliando em vendas promocionais. Há também robôs móveis em supermercados e centros de distribuição que realizam inventários de estoque ou transportam mercadorias de forma autônoma, agilizando operações logísticas. Em serviços de limpeza e manutenção, os robôs de serviço tornaram-se cada vez mais populares. Milhares de pessoas já utilizam robôs domésticos de limpeza, como aspiradores de pó robóticos do tipo </w:t>
-      </w:r>
-      <w:proofErr w:type="spellStart"/>
-      <w:r>
-        <w:rPr>
-          <w:rFonts w:ascii="Times New Roman" w:hAnsi="Times New Roman" w:cs="Times New Roman"/>
-          <w:sz w:val="22"/>
-          <w:szCs w:val="22"/>
-        </w:rPr>
-        <w:t>Roomba</w:t>
-      </w:r>
-      <w:proofErr w:type="spellEnd"/>
-      <w:r>
-        <w:rPr>
-          <w:rFonts w:ascii="Times New Roman" w:hAnsi="Times New Roman" w:cs="Times New Roman"/>
-          <w:sz w:val="22"/>
-          <w:szCs w:val="22"/>
-        </w:rPr>
-        <w:t xml:space="preserve">, capazes de aspirar o chão automaticamente. </w:t>
-      </w:r>
-    </w:p>
-    <w:p>
-      <w:pPr>
-        <w:ind w:firstLine="708"/>
-        <w:jc w:val="both"/>
-        <w:rPr>
-          <w:rFonts w:ascii="Times New Roman" w:hAnsi="Times New Roman" w:cs="Times New Roman"/>
-          <w:sz w:val="22"/>
-          <w:szCs w:val="22"/>
-        </w:rPr>
-      </w:pPr>
-      <w:r>
-        <w:rPr>
-          <w:rFonts w:ascii="Times New Roman" w:hAnsi="Times New Roman" w:cs="Times New Roman"/>
-          <w:sz w:val="22"/>
-          <w:szCs w:val="22"/>
-        </w:rPr>
-        <w:t>Em escala maior, empresas de limpeza profissional adotam máquinas robóticas para varrer e esfregar pisos de shoppings, aeroportos e escritórios de forma autônoma, mantendo os ambientes limpos com menor intervenção humana. Existem ainda robôs de segurança, robôs educativos, robôs de entretenimento e até robôs agrícolas</w:t>
-      </w:r>
-      <w:r>
-        <w:rPr>
-          <w:rFonts w:ascii="Times New Roman" w:hAnsi="Times New Roman" w:cs="Times New Roman"/>
-          <w:sz w:val="22"/>
-          <w:szCs w:val="22"/>
-        </w:rPr>
-        <w:t>,</w:t>
-      </w:r>
-      <w:r>
-        <w:rPr>
-          <w:rFonts w:ascii="Times New Roman" w:hAnsi="Times New Roman" w:cs="Times New Roman"/>
-          <w:sz w:val="22"/>
-          <w:szCs w:val="22"/>
-        </w:rPr>
-        <w:t xml:space="preserve"> todos exemplos de robôs de serviço dedicados a algum tipo de assistência ou serviço direto ao ser humano.</w:t>
-      </w:r>
-    </w:p>
-    <w:p>
-      <w:pPr>
-        <w:jc w:val="both"/>
-        <w:rPr>
-          <w:rFonts w:ascii="Times New Roman" w:hAnsi="Times New Roman" w:cs="Times New Roman"/>
-          <w:b/>
-          <w:bCs/>
-          <w:sz w:val="22"/>
-          <w:szCs w:val="22"/>
-        </w:rPr>
-      </w:pPr>
-      <w:proofErr w:type="spellStart"/>
-      <w:r>
-        <w:rPr>
-          <w:rFonts w:ascii="Times New Roman" w:hAnsi="Times New Roman" w:cs="Times New Roman"/>
-          <w:b/>
-          <w:bCs/>
-          <w:sz w:val="22"/>
-          <w:szCs w:val="22"/>
-        </w:rPr>
-        <w:t>Cobots</w:t>
-      </w:r>
-      <w:proofErr w:type="spellEnd"/>
-    </w:p>
-    <w:p>
-      <w:pPr>
-        <w:ind w:firstLine="708"/>
-        <w:jc w:val="both"/>
-        <w:rPr>
-          <w:rFonts w:ascii="Times New Roman" w:hAnsi="Times New Roman" w:cs="Times New Roman"/>
-          <w:sz w:val="22"/>
-          <w:szCs w:val="22"/>
-        </w:rPr>
-      </w:pPr>
-      <w:r>
-        <w:rPr>
-          <w:rFonts w:ascii="Times New Roman" w:hAnsi="Times New Roman" w:cs="Times New Roman"/>
-          <w:sz w:val="22"/>
-          <w:szCs w:val="22"/>
-        </w:rPr>
-        <w:t xml:space="preserve">Os robôs colaborativos, ou </w:t>
-      </w:r>
-      <w:proofErr w:type="spellStart"/>
-      <w:r>
-        <w:rPr>
-          <w:rFonts w:ascii="Times New Roman" w:hAnsi="Times New Roman" w:cs="Times New Roman"/>
-          <w:sz w:val="22"/>
-          <w:szCs w:val="22"/>
-        </w:rPr>
-        <w:t>cobots</w:t>
-      </w:r>
-      <w:proofErr w:type="spellEnd"/>
-      <w:r>
-        <w:rPr>
-          <w:rFonts w:ascii="Times New Roman" w:hAnsi="Times New Roman" w:cs="Times New Roman"/>
-          <w:sz w:val="22"/>
-          <w:szCs w:val="22"/>
-        </w:rPr>
-        <w:t>, representam uma evolução no campo da robótica industrial. Diferentemente dos robôs industriais tradicionais</w:t>
-      </w:r>
-      <w:r>
-        <w:rPr>
-          <w:rFonts w:ascii="Times New Roman" w:hAnsi="Times New Roman" w:cs="Times New Roman"/>
-          <w:sz w:val="22"/>
-          <w:szCs w:val="22"/>
-        </w:rPr>
-        <w:t>,</w:t>
-      </w:r>
-      <w:r>
-        <w:rPr>
-          <w:rFonts w:ascii="Times New Roman" w:hAnsi="Times New Roman" w:cs="Times New Roman"/>
-          <w:sz w:val="22"/>
-          <w:szCs w:val="22"/>
-        </w:rPr>
-        <w:t xml:space="preserve"> que normalmente operam isolados dos humanos, cercados por grades de segurança</w:t>
-      </w:r>
-      <w:r>
-        <w:rPr>
-          <w:rFonts w:ascii="Times New Roman" w:hAnsi="Times New Roman" w:cs="Times New Roman"/>
-          <w:sz w:val="22"/>
-          <w:szCs w:val="22"/>
-        </w:rPr>
-        <w:t>,</w:t>
-      </w:r>
-      <w:r>
-        <w:rPr>
-          <w:rFonts w:ascii="Times New Roman" w:hAnsi="Times New Roman" w:cs="Times New Roman"/>
-          <w:sz w:val="22"/>
-          <w:szCs w:val="22"/>
-        </w:rPr>
-        <w:t xml:space="preserve"> os </w:t>
-      </w:r>
-      <w:proofErr w:type="spellStart"/>
-      <w:r>
-        <w:rPr>
-          <w:rFonts w:ascii="Times New Roman" w:hAnsi="Times New Roman" w:cs="Times New Roman"/>
-          <w:sz w:val="22"/>
-          <w:szCs w:val="22"/>
-        </w:rPr>
-        <w:t>cobots</w:t>
-      </w:r>
-      <w:proofErr w:type="spellEnd"/>
-      <w:r>
-        <w:rPr>
-          <w:rFonts w:ascii="Times New Roman" w:hAnsi="Times New Roman" w:cs="Times New Roman"/>
-          <w:sz w:val="22"/>
-          <w:szCs w:val="22"/>
-        </w:rPr>
-        <w:t xml:space="preserve"> foram projetados desde o início para trabalhar lado a lado com as pessoas, compartilhando o mesmo espaço de trabalho de forma segura. </w:t>
-      </w:r>
-    </w:p>
-    <w:p>
-      <w:pPr>
-        <w:ind w:firstLine="708"/>
-        <w:jc w:val="both"/>
-        <w:rPr>
-          <w:rFonts w:ascii="Times New Roman" w:hAnsi="Times New Roman" w:cs="Times New Roman"/>
-          <w:sz w:val="22"/>
-          <w:szCs w:val="22"/>
-        </w:rPr>
-      </w:pPr>
-      <w:r>
-        <w:rPr>
-          <w:rFonts w:ascii="Times New Roman" w:hAnsi="Times New Roman" w:cs="Times New Roman"/>
-          <w:sz w:val="22"/>
-          <w:szCs w:val="22"/>
-        </w:rPr>
-        <w:t xml:space="preserve">Isso é possível graças a uma série de sensores avançados e sistemas de segurança embutidos nesses robôs, que lhes permitem detectar a presença ou proximidade de um operador humano e responder adequadamente. Por exemplo, muitos </w:t>
-      </w:r>
-      <w:proofErr w:type="spellStart"/>
-      <w:r>
-        <w:rPr>
-          <w:rFonts w:ascii="Times New Roman" w:hAnsi="Times New Roman" w:cs="Times New Roman"/>
-          <w:sz w:val="22"/>
-          <w:szCs w:val="22"/>
-        </w:rPr>
-        <w:t>cobots</w:t>
-      </w:r>
-      <w:proofErr w:type="spellEnd"/>
-      <w:r>
-        <w:rPr>
-          <w:rFonts w:ascii="Times New Roman" w:hAnsi="Times New Roman" w:cs="Times New Roman"/>
-          <w:sz w:val="22"/>
-          <w:szCs w:val="22"/>
-        </w:rPr>
-        <w:t xml:space="preserve"> possuem sensores de força, torque e visão que monitoram continuamente o ambiente; se um humano entra em sua área de atuação ou ocorre um contato inesperado, o robô consegue parar instantaneamente ou reduzir sua velocidade, evitando acidentes. Assim, elimina-se a necessidade de barreiras físicas e reduz-se drasticamente o risco de colisões perigosas, tornando possível a colaboração direta entre humanos e máquinas no mesmo posto de trabalho.</w:t>
-      </w:r>
-    </w:p>
-    <w:p>
-      <w:pPr>
-        <w:ind w:firstLine="708"/>
-        <w:jc w:val="both"/>
-        <w:rPr>
-          <w:rFonts w:ascii="Times New Roman" w:hAnsi="Times New Roman" w:cs="Times New Roman"/>
-          <w:sz w:val="22"/>
-          <w:szCs w:val="22"/>
-        </w:rPr>
-      </w:pPr>
-      <w:r>
-        <w:rPr>
-          <w:rFonts w:ascii="Times New Roman" w:hAnsi="Times New Roman" w:cs="Times New Roman"/>
-          <w:sz w:val="22"/>
-          <w:szCs w:val="22"/>
-        </w:rPr>
-        <w:t xml:space="preserve">Do ponto de vista funcional, os </w:t>
-      </w:r>
-      <w:proofErr w:type="spellStart"/>
-      <w:r>
-        <w:rPr>
-          <w:rFonts w:ascii="Times New Roman" w:hAnsi="Times New Roman" w:cs="Times New Roman"/>
-          <w:sz w:val="22"/>
-          <w:szCs w:val="22"/>
-        </w:rPr>
-        <w:t>cobots</w:t>
-      </w:r>
-      <w:proofErr w:type="spellEnd"/>
-      <w:r>
-        <w:rPr>
-          <w:rFonts w:ascii="Times New Roman" w:hAnsi="Times New Roman" w:cs="Times New Roman"/>
-          <w:sz w:val="22"/>
-          <w:szCs w:val="22"/>
-        </w:rPr>
-        <w:t xml:space="preserve"> são tipicamente utilizados para automatizar tarefas repetitivas, ergonomicamente desgastantes ou de alta precisão, atuando como assistentes que colaboram com os operadores humanos em vez de substituí-los. Esses robôs tendem a ser de porte menor, mais leves e fáceis de programar do que os robôs industriais convencionais. </w:t>
-      </w:r>
-    </w:p>
-    <w:p>
-      <w:pPr>
-        <w:ind w:firstLine="708"/>
-        <w:jc w:val="both"/>
-        <w:rPr>
-          <w:rFonts w:ascii="Times New Roman" w:hAnsi="Times New Roman" w:cs="Times New Roman"/>
-          <w:sz w:val="22"/>
-          <w:szCs w:val="22"/>
-        </w:rPr>
-      </w:pPr>
-      <w:r>
-        <w:rPr>
-          <w:rFonts w:ascii="Times New Roman" w:hAnsi="Times New Roman" w:cs="Times New Roman"/>
-          <w:sz w:val="22"/>
-          <w:szCs w:val="22"/>
-        </w:rPr>
-        <w:t xml:space="preserve">Nas fábricas, um </w:t>
-      </w:r>
-      <w:proofErr w:type="spellStart"/>
-      <w:r>
-        <w:rPr>
-          <w:rFonts w:ascii="Times New Roman" w:hAnsi="Times New Roman" w:cs="Times New Roman"/>
-          <w:sz w:val="22"/>
-          <w:szCs w:val="22"/>
-        </w:rPr>
-        <w:t>cobot</w:t>
-      </w:r>
-      <w:proofErr w:type="spellEnd"/>
-      <w:r>
-        <w:rPr>
-          <w:rFonts w:ascii="Times New Roman" w:hAnsi="Times New Roman" w:cs="Times New Roman"/>
-          <w:sz w:val="22"/>
-          <w:szCs w:val="22"/>
-        </w:rPr>
-        <w:t xml:space="preserve"> pode, por exemplo, assumir operações de montagem, aparafusamento, soldagem leve, empacotamento ou seleção de peças ao lado de um trabalhador. Enquanto o robô manipula peças ou executa movimentos repetitivos com rapidez e exatidão, o humano pode realizar etapas de inspeção de qualidade ou montagem fina que requerem julgamento visual e destreza</w:t>
-      </w:r>
-      <w:r>
-        <w:rPr>
-          <w:rFonts w:ascii="Times New Roman" w:hAnsi="Times New Roman" w:cs="Times New Roman"/>
-          <w:sz w:val="22"/>
-          <w:szCs w:val="22"/>
-        </w:rPr>
-        <w:t>,</w:t>
-      </w:r>
-      <w:r>
-        <w:rPr>
-          <w:rFonts w:ascii="Times New Roman" w:hAnsi="Times New Roman" w:cs="Times New Roman"/>
-          <w:sz w:val="22"/>
-          <w:szCs w:val="22"/>
-        </w:rPr>
-        <w:t xml:space="preserve"> juntos eles compartilham a tarefa de forma eficiente. </w:t>
-      </w:r>
-    </w:p>
-    <w:p>
-      <w:pPr>
-        <w:ind w:firstLine="708"/>
-        <w:jc w:val="both"/>
-        <w:rPr>
-          <w:rFonts w:ascii="Times New Roman" w:hAnsi="Times New Roman" w:cs="Times New Roman"/>
-          <w:sz w:val="22"/>
-          <w:szCs w:val="22"/>
-        </w:rPr>
-      </w:pPr>
-      <w:r>
-        <w:rPr>
-          <w:rFonts w:ascii="Times New Roman" w:hAnsi="Times New Roman" w:cs="Times New Roman"/>
-          <w:sz w:val="22"/>
-          <w:szCs w:val="22"/>
-        </w:rPr>
-        <w:lastRenderedPageBreak/>
-        <w:t xml:space="preserve">Estudos e casos práticos mostram que essa parceria homem-máquina aumenta a produtividade e a qualidade do trabalho, além de poupar os funcionários de esforços físicos desgastantes. Por exemplo, em uma linha de montagem colaborativa, um braço robótico pode manusear componentes pesados ou difíceis enquanto o operador realiza ajustes finais; se o funcionário se aproximar demais, o próprio </w:t>
-      </w:r>
-      <w:proofErr w:type="spellStart"/>
-      <w:r>
-        <w:rPr>
-          <w:rFonts w:ascii="Times New Roman" w:hAnsi="Times New Roman" w:cs="Times New Roman"/>
-          <w:sz w:val="22"/>
-          <w:szCs w:val="22"/>
-        </w:rPr>
-        <w:t>cobot</w:t>
-      </w:r>
-      <w:proofErr w:type="spellEnd"/>
-      <w:r>
-        <w:rPr>
-          <w:rFonts w:ascii="Times New Roman" w:hAnsi="Times New Roman" w:cs="Times New Roman"/>
-          <w:sz w:val="22"/>
-          <w:szCs w:val="22"/>
-        </w:rPr>
-        <w:t xml:space="preserve"> reduz seu ritmo para evitar qualquer incidente. Essa flexibilidade e segurança tornam os </w:t>
-      </w:r>
-      <w:proofErr w:type="spellStart"/>
-      <w:r>
-        <w:rPr>
-          <w:rFonts w:ascii="Times New Roman" w:hAnsi="Times New Roman" w:cs="Times New Roman"/>
-          <w:sz w:val="22"/>
-          <w:szCs w:val="22"/>
-        </w:rPr>
-        <w:t>cobots</w:t>
-      </w:r>
-      <w:proofErr w:type="spellEnd"/>
-      <w:r>
-        <w:rPr>
-          <w:rFonts w:ascii="Times New Roman" w:hAnsi="Times New Roman" w:cs="Times New Roman"/>
-          <w:sz w:val="22"/>
-          <w:szCs w:val="22"/>
-        </w:rPr>
-        <w:t xml:space="preserve"> especialmente atraentes para pequenas e médias empresas, que podem automatizar etapas de produção sem precisar reorganizar totalmente suas instalações ou investir em complexos sistemas de proteção. Em suma, os robôs colaborativos combinam o melhor dos dois mundos: a força, consistência e </w:t>
-      </w:r>
-      <w:proofErr w:type="spellStart"/>
-      <w:r>
-        <w:rPr>
-          <w:rFonts w:ascii="Times New Roman" w:hAnsi="Times New Roman" w:cs="Times New Roman"/>
-          <w:sz w:val="22"/>
-          <w:szCs w:val="22"/>
-        </w:rPr>
-        <w:t>incansabilidade</w:t>
-      </w:r>
-      <w:proofErr w:type="spellEnd"/>
-      <w:r>
-        <w:rPr>
-          <w:rFonts w:ascii="Times New Roman" w:hAnsi="Times New Roman" w:cs="Times New Roman"/>
-          <w:sz w:val="22"/>
-          <w:szCs w:val="22"/>
-        </w:rPr>
-        <w:t xml:space="preserve"> das máquinas com a capacidade de adaptação e interação humanas.</w:t>
-      </w:r>
-    </w:p>
-    <w:p>
-      <w:pPr>
-        <w:jc w:val="both"/>
-        <w:rPr>
-          <w:rFonts w:ascii="Times New Roman" w:hAnsi="Times New Roman" w:cs="Times New Roman"/>
-          <w:b/>
-          <w:bCs/>
-          <w:sz w:val="22"/>
-          <w:szCs w:val="22"/>
-        </w:rPr>
-      </w:pPr>
-      <w:r>
-        <w:rPr>
-          <w:rFonts w:ascii="Times New Roman" w:hAnsi="Times New Roman" w:cs="Times New Roman"/>
-          <w:b/>
-          <w:bCs/>
-          <w:sz w:val="22"/>
-          <w:szCs w:val="22"/>
-        </w:rPr>
-        <w:t>Referências</w:t>
-      </w:r>
-    </w:p>
-    <w:p>
-      <w:pPr>
-        <w:numPr>
-          <w:ilvl w:val="0"/>
-          <w:numId w:val="1"/>
-        </w:numPr>
-        <w:jc w:val="both"/>
-        <w:rPr>
-          <w:rFonts w:ascii="Times New Roman" w:hAnsi="Times New Roman" w:cs="Times New Roman"/>
-          <w:sz w:val="22"/>
-          <w:szCs w:val="22"/>
-        </w:rPr>
-      </w:pPr>
-      <w:proofErr w:type="spellStart"/>
-      <w:r>
-        <w:rPr>
-          <w:rFonts w:ascii="Times New Roman" w:hAnsi="Times New Roman" w:cs="Times New Roman"/>
-          <w:sz w:val="22"/>
-          <w:szCs w:val="22"/>
-        </w:rPr>
-        <w:t>Kalatec</w:t>
-      </w:r>
-      <w:proofErr w:type="spellEnd"/>
-      <w:r>
-        <w:rPr>
-          <w:rFonts w:ascii="Times New Roman" w:hAnsi="Times New Roman" w:cs="Times New Roman"/>
-          <w:sz w:val="22"/>
-          <w:szCs w:val="22"/>
-        </w:rPr>
-        <w:t xml:space="preserve"> – Tipos de Robótica (2024): "Tipos de robótica: saiba quais são e como funcionam" – Blog </w:t>
-      </w:r>
-      <w:proofErr w:type="spellStart"/>
-      <w:r>
-        <w:rPr>
-          <w:rFonts w:ascii="Times New Roman" w:hAnsi="Times New Roman" w:cs="Times New Roman"/>
-          <w:sz w:val="22"/>
-          <w:szCs w:val="22"/>
-        </w:rPr>
-        <w:t>Kalatec</w:t>
-      </w:r>
-      <w:proofErr w:type="spellEnd"/>
-      <w:r>
-        <w:rPr>
-          <w:rFonts w:ascii="Times New Roman" w:hAnsi="Times New Roman" w:cs="Times New Roman"/>
-          <w:sz w:val="22"/>
-          <w:szCs w:val="22"/>
-        </w:rPr>
-        <w:t xml:space="preserve"> (04/10/2024). Disponível em:</w:t>
-      </w:r>
-      <w:r>
-        <w:rPr>
-          <w:rFonts w:ascii="Times New Roman" w:hAnsi="Times New Roman" w:cs="Times New Roman"/>
-          <w:sz w:val="22"/>
-          <w:szCs w:val="22"/>
-        </w:rPr>
-        <w:t xml:space="preserve"> </w:t>
-      </w:r>
-      <w:r>
-        <w:rPr>
-          <w:rFonts w:ascii="Times New Roman" w:hAnsi="Times New Roman" w:cs="Times New Roman"/>
-          <w:sz w:val="22"/>
-          <w:szCs w:val="22"/>
-        </w:rPr>
-        <w:t>https://blog.kalatec.com.br/tipos-de-robotica</w:t>
-      </w:r>
-    </w:p>
-    <w:p>
-      <w:pPr>
-        <w:numPr>
-          <w:ilvl w:val="0"/>
-          <w:numId w:val="1"/>
-        </w:numPr>
-        <w:jc w:val="both"/>
-        <w:rPr>
-          <w:rFonts w:ascii="Times New Roman" w:hAnsi="Times New Roman" w:cs="Times New Roman"/>
-          <w:sz w:val="22"/>
-          <w:szCs w:val="22"/>
-        </w:rPr>
-      </w:pPr>
-      <w:proofErr w:type="spellStart"/>
-      <w:r>
-        <w:rPr>
-          <w:rFonts w:ascii="Times New Roman" w:hAnsi="Times New Roman" w:cs="Times New Roman"/>
-          <w:sz w:val="22"/>
-          <w:szCs w:val="22"/>
-        </w:rPr>
-        <w:t>Fuyumotion</w:t>
-      </w:r>
-      <w:proofErr w:type="spellEnd"/>
-      <w:r>
-        <w:rPr>
-          <w:rFonts w:ascii="Times New Roman" w:hAnsi="Times New Roman" w:cs="Times New Roman"/>
-          <w:sz w:val="22"/>
-          <w:szCs w:val="22"/>
-        </w:rPr>
-        <w:t xml:space="preserve"> – Classificação de Robôs (2024): "Classificação de robôs por diferentes aplicações" – Definição de robô de serviço segundo a IFR.</w:t>
-      </w:r>
-    </w:p>
-    <w:p>
-      <w:pPr>
-        <w:numPr>
-          <w:ilvl w:val="0"/>
-          <w:numId w:val="1"/>
-        </w:numPr>
-        <w:jc w:val="both"/>
-        <w:rPr>
-          <w:rFonts w:ascii="Times New Roman" w:hAnsi="Times New Roman" w:cs="Times New Roman"/>
-          <w:sz w:val="22"/>
-          <w:szCs w:val="22"/>
-        </w:rPr>
-      </w:pPr>
-      <w:r>
-        <w:rPr>
-          <w:rFonts w:ascii="Times New Roman" w:hAnsi="Times New Roman" w:cs="Times New Roman"/>
-          <w:sz w:val="22"/>
-          <w:szCs w:val="22"/>
-        </w:rPr>
-        <w:t>Olhar Digital – Robôs de serviço (2018): "Bem-vindos à era dos robôs... de serviço" – Artigo no Olhar Digital destacando exemplos de robôs de serviço domésticos e comerciais.</w:t>
-      </w:r>
-    </w:p>
-    <w:p>
-      <w:pPr>
-        <w:numPr>
-          <w:ilvl w:val="0"/>
-          <w:numId w:val="1"/>
-        </w:numPr>
-        <w:jc w:val="both"/>
-        <w:rPr>
-          <w:rFonts w:ascii="Times New Roman" w:hAnsi="Times New Roman" w:cs="Times New Roman"/>
-          <w:sz w:val="22"/>
-          <w:szCs w:val="22"/>
-        </w:rPr>
-      </w:pPr>
-      <w:r>
-        <w:rPr>
-          <w:rFonts w:ascii="Times New Roman" w:hAnsi="Times New Roman" w:cs="Times New Roman"/>
-          <w:sz w:val="22"/>
-          <w:szCs w:val="22"/>
-        </w:rPr>
-        <w:t xml:space="preserve">DF Robótica – Robôs Industriais e </w:t>
-      </w:r>
-      <w:proofErr w:type="spellStart"/>
-      <w:r>
-        <w:rPr>
-          <w:rFonts w:ascii="Times New Roman" w:hAnsi="Times New Roman" w:cs="Times New Roman"/>
-          <w:sz w:val="22"/>
-          <w:szCs w:val="22"/>
-        </w:rPr>
-        <w:t>Cobots</w:t>
-      </w:r>
-      <w:proofErr w:type="spellEnd"/>
-      <w:r>
-        <w:rPr>
-          <w:rFonts w:ascii="Times New Roman" w:hAnsi="Times New Roman" w:cs="Times New Roman"/>
-          <w:sz w:val="22"/>
-          <w:szCs w:val="22"/>
-        </w:rPr>
-        <w:t xml:space="preserve"> (2024): "Quais são os principais tipos de robôs industriais e suas aplicações?" – Blog da DF Robótica, discutindo robôs industriais e colaborativos.</w:t>
-      </w:r>
-    </w:p>
-    <w:p>
-      <w:pPr>
-        <w:numPr>
-          <w:ilvl w:val="0"/>
-          <w:numId w:val="1"/>
-        </w:numPr>
-        <w:jc w:val="both"/>
-        <w:rPr>
-          <w:rFonts w:ascii="Times New Roman" w:hAnsi="Times New Roman" w:cs="Times New Roman"/>
-          <w:sz w:val="22"/>
-          <w:szCs w:val="22"/>
-        </w:rPr>
-      </w:pPr>
-      <w:proofErr w:type="spellStart"/>
-      <w:r>
-        <w:rPr>
-          <w:rFonts w:ascii="Times New Roman" w:hAnsi="Times New Roman" w:cs="Times New Roman"/>
-          <w:sz w:val="22"/>
-          <w:szCs w:val="22"/>
-        </w:rPr>
-        <w:t>TecMundo</w:t>
-      </w:r>
-      <w:proofErr w:type="spellEnd"/>
-      <w:r>
-        <w:rPr>
-          <w:rFonts w:ascii="Times New Roman" w:hAnsi="Times New Roman" w:cs="Times New Roman"/>
-          <w:sz w:val="22"/>
-          <w:szCs w:val="22"/>
-        </w:rPr>
-        <w:t xml:space="preserve"> – </w:t>
-      </w:r>
-      <w:proofErr w:type="spellStart"/>
-      <w:r>
-        <w:rPr>
-          <w:rFonts w:ascii="Times New Roman" w:hAnsi="Times New Roman" w:cs="Times New Roman"/>
-          <w:sz w:val="22"/>
-          <w:szCs w:val="22"/>
-        </w:rPr>
-        <w:t>Cobots</w:t>
-      </w:r>
-      <w:proofErr w:type="spellEnd"/>
-      <w:r>
-        <w:rPr>
-          <w:rFonts w:ascii="Times New Roman" w:hAnsi="Times New Roman" w:cs="Times New Roman"/>
-          <w:sz w:val="22"/>
-          <w:szCs w:val="22"/>
-        </w:rPr>
-        <w:t xml:space="preserve"> (2025): "</w:t>
-      </w:r>
-      <w:proofErr w:type="spellStart"/>
-      <w:r>
-        <w:rPr>
-          <w:rFonts w:ascii="Times New Roman" w:hAnsi="Times New Roman" w:cs="Times New Roman"/>
-          <w:sz w:val="22"/>
-          <w:szCs w:val="22"/>
-        </w:rPr>
-        <w:t>Cobots</w:t>
-      </w:r>
-      <w:proofErr w:type="spellEnd"/>
-      <w:r>
-        <w:rPr>
-          <w:rFonts w:ascii="Times New Roman" w:hAnsi="Times New Roman" w:cs="Times New Roman"/>
-          <w:sz w:val="22"/>
-          <w:szCs w:val="22"/>
-        </w:rPr>
-        <w:t xml:space="preserve">: o que são os robôs colaborativos?" – Artigo do </w:t>
-      </w:r>
-      <w:proofErr w:type="spellStart"/>
-      <w:r>
-        <w:rPr>
-          <w:rFonts w:ascii="Times New Roman" w:hAnsi="Times New Roman" w:cs="Times New Roman"/>
-          <w:sz w:val="22"/>
-          <w:szCs w:val="22"/>
-        </w:rPr>
-        <w:t>TecMundo</w:t>
-      </w:r>
-      <w:proofErr w:type="spellEnd"/>
-      <w:r>
-        <w:rPr>
-          <w:rFonts w:ascii="Times New Roman" w:hAnsi="Times New Roman" w:cs="Times New Roman"/>
-          <w:sz w:val="22"/>
-          <w:szCs w:val="22"/>
-        </w:rPr>
-        <w:t xml:space="preserve"> explicando conceitos e vantagens dos robôs colaborativos.</w:t>
+        <w:t>Aula 02 – O Braço Mecânico (Material Didático) – Envelope de Trabalho Cilíndrico. Apostila de Robótica Industrial (claudemiralves.weebly.com, acesso em 2023). Disponível em: https://claudemiralves.weebly.com/uploads/3/8/6/2/3862918/aula-02.pdf</w:t>
+      </w:r>
+      <w:hyperlink r:id="rId31" w:anchor=":~:text=baixo%20ao%20longo%20desta,se%20aproxima%20de%20um%20cilindro" w:tgtFrame="_blank" w:history="1">
+        <w:r>
+          <w:rPr>
+            <w:rStyle w:val="Hyperlink"/>
+            <w:rFonts w:ascii="Times New Roman" w:hAnsi="Times New Roman" w:cs="Times New Roman"/>
+            <w:color w:val="000000" w:themeColor="text1"/>
+            <w:sz w:val="22"/>
+            <w:szCs w:val="22"/>
+            <w:u w:val="none"/>
+          </w:rPr>
+          <w:t>claudemiralves.weebly.com</w:t>
+        </w:r>
+      </w:hyperlink>
+      <w:r>
+        <w:rPr>
+          <w:rFonts w:ascii="Times New Roman" w:hAnsi="Times New Roman" w:cs="Times New Roman"/>
+          <w:color w:val="000000" w:themeColor="text1"/>
+          <w:sz w:val="22"/>
+          <w:szCs w:val="22"/>
+        </w:rPr>
+        <w:t>.</w:t>
       </w:r>
     </w:p>
     <w:p>
@@ -1739,6 +2109,119 @@
 <file path=word/numbering.xml><?xml version="1.0" encoding="utf-8"?>
 <w:numbering xmlns:wpc="http://schemas.microsoft.com/office/word/2010/wordprocessingCanvas" xmlns:cx="http://schemas.microsoft.com/office/drawing/2014/chartex" xmlns:cx1="http://schemas.microsoft.com/office/drawing/2015/9/8/chartex" xmlns:cx2="http://schemas.microsoft.com/office/drawing/2015/10/21/chartex" xmlns:cx3="http://schemas.microsoft.com/office/drawing/2016/5/9/chartex" xmlns:cx4="http://schemas.microsoft.com/office/drawing/2016/5/10/chartex" xmlns:cx5="http://schemas.microsoft.com/office/drawing/2016/5/11/chartex" xmlns:cx6="http://schemas.microsoft.com/office/drawing/2016/5/12/chartex" xmlns:cx7="http://schemas.microsoft.com/office/drawing/2016/5/13/chartex" xmlns:cx8="http://schemas.microsoft.com/office/drawing/2016/5/14/chartex" xmlns:mc="http://schemas.openxmlformats.org/markup-compatibility/2006" xmlns:aink="http://schemas.microsoft.com/office/drawing/2016/ink" xmlns:am3d="http://schemas.microsoft.com/office/drawing/2017/model3d" xmlns:o="urn:schemas-microsoft-com:office:office" xmlns:oel="http://schemas.microsoft.com/office/2019/extlst" xmlns:r="http://schemas.openxmlformats.org/officeDocument/2006/relationships" xmlns:m="http://schemas.openxmlformats.org/officeDocument/2006/math" xmlns:v="urn:schemas-microsoft-com:vml" xmlns:wp14="http://schemas.microsoft.com/office/word/2010/wordprocessingDrawing" xmlns:wp="http://schemas.openxmlformats.org/drawingml/2006/wordprocessingDrawing" xmlns:w10="urn:schemas-microsoft-com:office:word" xmlns:w="http://schemas.openxmlformats.org/wordprocessingml/2006/main" xmlns:w14="http://schemas.microsoft.com/office/word/2010/wordml" xmlns:w15="http://schemas.microsoft.com/office/word/2012/wordml" xmlns:w16cex="http://schemas.microsoft.com/office/word/2018/wordml/cex" xmlns:w16cid="http://schemas.microsoft.com/office/word/2016/wordml/cid" xmlns:w16="http://schemas.microsoft.com/office/word/2018/wordml" xmlns:w16du="http://schemas.microsoft.com/office/word/2023/wordml/word16du" xmlns:w16sdtdh="http://schemas.microsoft.com/office/word/2020/wordml/sdtdatahash" xmlns:w16sdtfl="http://schemas.microsoft.com/office/word/2024/wordml/sdtformatlock" xmlns:w16se="http://schemas.microsoft.com/office/word/2015/wordml/symex" xmlns:wpg="http://schemas.microsoft.com/office/word/2010/wordprocessingGroup" xmlns:wpi="http://schemas.microsoft.com/office/word/2010/wordprocessingInk" xmlns:wne="http://schemas.microsoft.com/office/word/2006/wordml" xmlns:wps="http://schemas.microsoft.com/office/word/2010/wordprocessingShape" mc:Ignorable="w14 w15 w16se w16cid w16 w16cex w16sdtdh w16sdtfl w16du wp14">
   <w:abstractNum w:abstractNumId="0" w15:restartNumberingAfterBreak="0">
+    <w:nsid w:val="0AF47541"/>
+    <w:multiLevelType w:val="multilevel"/>
+    <w:tmpl w:val="38743C00"/>
+    <w:lvl w:ilvl="0">
+      <w:start w:val="1"/>
+      <w:numFmt w:val="decimal"/>
+      <w:lvlText w:val="%1."/>
+      <w:lvlJc w:val="left"/>
+      <w:pPr>
+        <w:tabs>
+          <w:tab w:val="num" w:pos="720"/>
+        </w:tabs>
+        <w:ind w:left="720" w:hanging="360"/>
+      </w:pPr>
+    </w:lvl>
+    <w:lvl w:ilvl="1" w:tentative="1">
+      <w:start w:val="1"/>
+      <w:numFmt w:val="decimal"/>
+      <w:lvlText w:val="%2."/>
+      <w:lvlJc w:val="left"/>
+      <w:pPr>
+        <w:tabs>
+          <w:tab w:val="num" w:pos="1440"/>
+        </w:tabs>
+        <w:ind w:left="1440" w:hanging="360"/>
+      </w:pPr>
+    </w:lvl>
+    <w:lvl w:ilvl="2" w:tentative="1">
+      <w:start w:val="1"/>
+      <w:numFmt w:val="decimal"/>
+      <w:lvlText w:val="%3."/>
+      <w:lvlJc w:val="left"/>
+      <w:pPr>
+        <w:tabs>
+          <w:tab w:val="num" w:pos="2160"/>
+        </w:tabs>
+        <w:ind w:left="2160" w:hanging="360"/>
+      </w:pPr>
+    </w:lvl>
+    <w:lvl w:ilvl="3" w:tentative="1">
+      <w:start w:val="1"/>
+      <w:numFmt w:val="decimal"/>
+      <w:lvlText w:val="%4."/>
+      <w:lvlJc w:val="left"/>
+      <w:pPr>
+        <w:tabs>
+          <w:tab w:val="num" w:pos="2880"/>
+        </w:tabs>
+        <w:ind w:left="2880" w:hanging="360"/>
+      </w:pPr>
+    </w:lvl>
+    <w:lvl w:ilvl="4" w:tentative="1">
+      <w:start w:val="1"/>
+      <w:numFmt w:val="decimal"/>
+      <w:lvlText w:val="%5."/>
+      <w:lvlJc w:val="left"/>
+      <w:pPr>
+        <w:tabs>
+          <w:tab w:val="num" w:pos="3600"/>
+        </w:tabs>
+        <w:ind w:left="3600" w:hanging="360"/>
+      </w:pPr>
+    </w:lvl>
+    <w:lvl w:ilvl="5" w:tentative="1">
+      <w:start w:val="1"/>
+      <w:numFmt w:val="decimal"/>
+      <w:lvlText w:val="%6."/>
+      <w:lvlJc w:val="left"/>
+      <w:pPr>
+        <w:tabs>
+          <w:tab w:val="num" w:pos="4320"/>
+        </w:tabs>
+        <w:ind w:left="4320" w:hanging="360"/>
+      </w:pPr>
+    </w:lvl>
+    <w:lvl w:ilvl="6" w:tentative="1">
+      <w:start w:val="1"/>
+      <w:numFmt w:val="decimal"/>
+      <w:lvlText w:val="%7."/>
+      <w:lvlJc w:val="left"/>
+      <w:pPr>
+        <w:tabs>
+          <w:tab w:val="num" w:pos="5040"/>
+        </w:tabs>
+        <w:ind w:left="5040" w:hanging="360"/>
+      </w:pPr>
+    </w:lvl>
+    <w:lvl w:ilvl="7" w:tentative="1">
+      <w:start w:val="1"/>
+      <w:numFmt w:val="decimal"/>
+      <w:lvlText w:val="%8."/>
+      <w:lvlJc w:val="left"/>
+      <w:pPr>
+        <w:tabs>
+          <w:tab w:val="num" w:pos="5760"/>
+        </w:tabs>
+        <w:ind w:left="5760" w:hanging="360"/>
+      </w:pPr>
+    </w:lvl>
+    <w:lvl w:ilvl="8" w:tentative="1">
+      <w:start w:val="1"/>
+      <w:numFmt w:val="decimal"/>
+      <w:lvlText w:val="%9."/>
+      <w:lvlJc w:val="left"/>
+      <w:pPr>
+        <w:tabs>
+          <w:tab w:val="num" w:pos="6480"/>
+        </w:tabs>
+        <w:ind w:left="6480" w:hanging="360"/>
+      </w:pPr>
+    </w:lvl>
+  </w:abstractNum>
+  <w:abstractNum w:abstractNumId="1" w15:restartNumberingAfterBreak="0">
     <w:nsid w:val="64986AF3"/>
     <w:multiLevelType w:val="multilevel"/>
     <w:tmpl w:val="91C83CD2"/>
@@ -1851,7 +2334,162 @@
       </w:pPr>
     </w:lvl>
   </w:abstractNum>
+  <w:abstractNum w:abstractNumId="2" w15:restartNumberingAfterBreak="0">
+    <w:nsid w:val="6548534C"/>
+    <w:multiLevelType w:val="multilevel"/>
+    <w:tmpl w:val="AA48FCA0"/>
+    <w:lvl w:ilvl="0">
+      <w:start w:val="1"/>
+      <w:numFmt w:val="bullet"/>
+      <w:lvlText w:val=""/>
+      <w:lvlJc w:val="left"/>
+      <w:pPr>
+        <w:tabs>
+          <w:tab w:val="num" w:pos="720"/>
+        </w:tabs>
+        <w:ind w:left="720" w:hanging="360"/>
+      </w:pPr>
+      <w:rPr>
+        <w:rFonts w:ascii="Symbol" w:hAnsi="Symbol" w:hint="default"/>
+        <w:sz w:val="20"/>
+      </w:rPr>
+    </w:lvl>
+    <w:lvl w:ilvl="1" w:tentative="1">
+      <w:start w:val="1"/>
+      <w:numFmt w:val="bullet"/>
+      <w:lvlText w:val="o"/>
+      <w:lvlJc w:val="left"/>
+      <w:pPr>
+        <w:tabs>
+          <w:tab w:val="num" w:pos="1440"/>
+        </w:tabs>
+        <w:ind w:left="1440" w:hanging="360"/>
+      </w:pPr>
+      <w:rPr>
+        <w:rFonts w:ascii="Courier New" w:hAnsi="Courier New" w:hint="default"/>
+        <w:sz w:val="20"/>
+      </w:rPr>
+    </w:lvl>
+    <w:lvl w:ilvl="2" w:tentative="1">
+      <w:start w:val="1"/>
+      <w:numFmt w:val="bullet"/>
+      <w:lvlText w:val=""/>
+      <w:lvlJc w:val="left"/>
+      <w:pPr>
+        <w:tabs>
+          <w:tab w:val="num" w:pos="2160"/>
+        </w:tabs>
+        <w:ind w:left="2160" w:hanging="360"/>
+      </w:pPr>
+      <w:rPr>
+        <w:rFonts w:ascii="Wingdings" w:hAnsi="Wingdings" w:hint="default"/>
+        <w:sz w:val="20"/>
+      </w:rPr>
+    </w:lvl>
+    <w:lvl w:ilvl="3" w:tentative="1">
+      <w:start w:val="1"/>
+      <w:numFmt w:val="bullet"/>
+      <w:lvlText w:val=""/>
+      <w:lvlJc w:val="left"/>
+      <w:pPr>
+        <w:tabs>
+          <w:tab w:val="num" w:pos="2880"/>
+        </w:tabs>
+        <w:ind w:left="2880" w:hanging="360"/>
+      </w:pPr>
+      <w:rPr>
+        <w:rFonts w:ascii="Wingdings" w:hAnsi="Wingdings" w:hint="default"/>
+        <w:sz w:val="20"/>
+      </w:rPr>
+    </w:lvl>
+    <w:lvl w:ilvl="4" w:tentative="1">
+      <w:start w:val="1"/>
+      <w:numFmt w:val="bullet"/>
+      <w:lvlText w:val=""/>
+      <w:lvlJc w:val="left"/>
+      <w:pPr>
+        <w:tabs>
+          <w:tab w:val="num" w:pos="3600"/>
+        </w:tabs>
+        <w:ind w:left="3600" w:hanging="360"/>
+      </w:pPr>
+      <w:rPr>
+        <w:rFonts w:ascii="Wingdings" w:hAnsi="Wingdings" w:hint="default"/>
+        <w:sz w:val="20"/>
+      </w:rPr>
+    </w:lvl>
+    <w:lvl w:ilvl="5" w:tentative="1">
+      <w:start w:val="1"/>
+      <w:numFmt w:val="bullet"/>
+      <w:lvlText w:val=""/>
+      <w:lvlJc w:val="left"/>
+      <w:pPr>
+        <w:tabs>
+          <w:tab w:val="num" w:pos="4320"/>
+        </w:tabs>
+        <w:ind w:left="4320" w:hanging="360"/>
+      </w:pPr>
+      <w:rPr>
+        <w:rFonts w:ascii="Wingdings" w:hAnsi="Wingdings" w:hint="default"/>
+        <w:sz w:val="20"/>
+      </w:rPr>
+    </w:lvl>
+    <w:lvl w:ilvl="6" w:tentative="1">
+      <w:start w:val="1"/>
+      <w:numFmt w:val="bullet"/>
+      <w:lvlText w:val=""/>
+      <w:lvlJc w:val="left"/>
+      <w:pPr>
+        <w:tabs>
+          <w:tab w:val="num" w:pos="5040"/>
+        </w:tabs>
+        <w:ind w:left="5040" w:hanging="360"/>
+      </w:pPr>
+      <w:rPr>
+        <w:rFonts w:ascii="Wingdings" w:hAnsi="Wingdings" w:hint="default"/>
+        <w:sz w:val="20"/>
+      </w:rPr>
+    </w:lvl>
+    <w:lvl w:ilvl="7" w:tentative="1">
+      <w:start w:val="1"/>
+      <w:numFmt w:val="bullet"/>
+      <w:lvlText w:val=""/>
+      <w:lvlJc w:val="left"/>
+      <w:pPr>
+        <w:tabs>
+          <w:tab w:val="num" w:pos="5760"/>
+        </w:tabs>
+        <w:ind w:left="5760" w:hanging="360"/>
+      </w:pPr>
+      <w:rPr>
+        <w:rFonts w:ascii="Wingdings" w:hAnsi="Wingdings" w:hint="default"/>
+        <w:sz w:val="20"/>
+      </w:rPr>
+    </w:lvl>
+    <w:lvl w:ilvl="8" w:tentative="1">
+      <w:start w:val="1"/>
+      <w:numFmt w:val="bullet"/>
+      <w:lvlText w:val=""/>
+      <w:lvlJc w:val="left"/>
+      <w:pPr>
+        <w:tabs>
+          <w:tab w:val="num" w:pos="6480"/>
+        </w:tabs>
+        <w:ind w:left="6480" w:hanging="360"/>
+      </w:pPr>
+      <w:rPr>
+        <w:rFonts w:ascii="Wingdings" w:hAnsi="Wingdings" w:hint="default"/>
+        <w:sz w:val="20"/>
+      </w:rPr>
+    </w:lvl>
+  </w:abstractNum>
   <w:num w:numId="1" w16cid:durableId="1557086949">
+    <w:abstractNumId w:val="1"/>
+  </w:num>
+  <w:num w:numId="2" w16cid:durableId="124396576">
+    <w:abstractNumId w:val="2"/>
+  </w:num>
+  <w:num w:numId="3" w16cid:durableId="547500165">
     <w:abstractNumId w:val="0"/>
   </w:num>
 </w:numbering>
@@ -2806,6 +3444,29 @@
       <w14:ligatures w14:val="none"/>
     </w:rPr>
   </w:style>
+  <w:style w:type="character" w:styleId="Hyperlink">
+    <w:name w:val="Hyperlink"/>
+    <w:basedOn w:val="Fontepargpadro"/>
+    <w:uiPriority w:val="99"/>
+    <w:unhideWhenUsed/>
+    <w:rsid w:val="005B680B"/>
+    <w:rPr>
+      <w:color w:val="467886" w:themeColor="hyperlink"/>
+      <w:u w:val="single"/>
+    </w:rPr>
+  </w:style>
+  <w:style w:type="character" w:styleId="MenoPendente">
+    <w:name w:val="Unresolved Mention"/>
+    <w:basedOn w:val="Fontepargpadro"/>
+    <w:uiPriority w:val="99"/>
+    <w:semiHidden/>
+    <w:unhideWhenUsed/>
+    <w:rsid w:val="005B680B"/>
+    <w:rPr>
+      <w:color w:val="605E5C"/>
+      <w:shd w:val="clear" w:color="auto" w:fill="E1DFDD"/>
+    </w:rPr>
+  </w:style>
 </w:styles>
 </file>
 
